--- a/Music_Report.docx
+++ b/Music_Report.docx
@@ -1,6 +1,6 @@
 
 <file path=word/document.xml><?xml version="1.0" encoding="utf-8"?>
-<w:document xmlns:wpc="http://schemas.microsoft.com/office/word/2010/wordprocessingCanvas" xmlns:mc="http://schemas.openxmlformats.org/markup-compatibility/2006" xmlns:o="urn:schemas-microsoft-com:office:office" xmlns:r="http://schemas.openxmlformats.org/officeDocument/2006/relationships" xmlns:m="http://schemas.openxmlformats.org/officeDocument/2006/math" xmlns:v="urn:schemas-microsoft-com:vml" xmlns:wp14="http://schemas.microsoft.com/office/word/2010/wordprocessingDrawing" xmlns:wp="http://schemas.openxmlformats.org/drawingml/2006/wordprocessingDrawing" xmlns:w10="urn:schemas-microsoft-com:office:word" xmlns:w="http://schemas.openxmlformats.org/wordprocessingml/2006/main" xmlns:w14="http://schemas.microsoft.com/office/word/2010/wordml" xmlns:w15="http://schemas.microsoft.com/office/word/2012/wordml" xmlns:wpg="http://schemas.microsoft.com/office/word/2010/wordprocessingGroup" xmlns:wpi="http://schemas.microsoft.com/office/word/2010/wordprocessingInk" xmlns:wne="http://schemas.microsoft.com/office/word/2006/wordml" xmlns:wps="http://schemas.microsoft.com/office/word/2010/wordprocessingShape" xmlns:cx="http://schemas.microsoft.com/office/drawing/2014/chartex" xmlns:cx1="http://schemas.microsoft.com/office/drawing/2015/9/8/chartex" xmlns:cx2="http://schemas.microsoft.com/office/drawing/2015/10/21/chartex" xmlns:cx3="http://schemas.microsoft.com/office/drawing/2016/5/9/chartex" xmlns:cx4="http://schemas.microsoft.com/office/drawing/2016/5/10/chartex" xmlns:cx5="http://schemas.microsoft.com/office/drawing/2016/5/11/chartex" xmlns:cx6="http://schemas.microsoft.com/office/drawing/2016/5/12/chartex" xmlns:cx7="http://schemas.microsoft.com/office/drawing/2016/5/13/chartex" xmlns:cx8="http://schemas.microsoft.com/office/drawing/2016/5/14/chartex" xmlns:aink="http://schemas.microsoft.com/office/drawing/2016/ink" xmlns:am3d="http://schemas.microsoft.com/office/drawing/2017/model3d" xmlns:w16cex="http://schemas.microsoft.com/office/word/2018/wordml/cex" xmlns:w16cid="http://schemas.microsoft.com/office/word/2016/wordml/cid" xmlns:w16="http://schemas.microsoft.com/office/word/2018/wordml" xmlns:w16sdtdh="http://schemas.microsoft.com/office/word/2020/wordml/sdtdatahash" xmlns:w16se="http://schemas.microsoft.com/office/word/2015/wordml/symex" mc:Ignorable="w14 w15 wp14">
+<w:document xmlns:pic="http://schemas.openxmlformats.org/drawingml/2006/picture" xmlns:a="http://schemas.openxmlformats.org/drawingml/2006/main" xmlns:wpc="http://schemas.microsoft.com/office/word/2010/wordprocessingCanvas" xmlns:mc="http://schemas.openxmlformats.org/markup-compatibility/2006" xmlns:o="urn:schemas-microsoft-com:office:office" xmlns:r="http://schemas.openxmlformats.org/officeDocument/2006/relationships" xmlns:m="http://schemas.openxmlformats.org/officeDocument/2006/math" xmlns:v="urn:schemas-microsoft-com:vml" xmlns:wp14="http://schemas.microsoft.com/office/word/2010/wordprocessingDrawing" xmlns:wp="http://schemas.openxmlformats.org/drawingml/2006/wordprocessingDrawing" xmlns:w10="urn:schemas-microsoft-com:office:word" xmlns:w="http://schemas.openxmlformats.org/wordprocessingml/2006/main" xmlns:w14="http://schemas.microsoft.com/office/word/2010/wordml" xmlns:w15="http://schemas.microsoft.com/office/word/2012/wordml" xmlns:wpg="http://schemas.microsoft.com/office/word/2010/wordprocessingGroup" xmlns:wpi="http://schemas.microsoft.com/office/word/2010/wordprocessingInk" xmlns:wne="http://schemas.microsoft.com/office/word/2006/wordml" xmlns:wps="http://schemas.microsoft.com/office/word/2010/wordprocessingShape" xmlns:cx="http://schemas.microsoft.com/office/drawing/2014/chartex" xmlns:cx1="http://schemas.microsoft.com/office/drawing/2015/9/8/chartex" xmlns:cx2="http://schemas.microsoft.com/office/drawing/2015/10/21/chartex" xmlns:cx3="http://schemas.microsoft.com/office/drawing/2016/5/9/chartex" xmlns:cx4="http://schemas.microsoft.com/office/drawing/2016/5/10/chartex" xmlns:cx5="http://schemas.microsoft.com/office/drawing/2016/5/11/chartex" xmlns:cx6="http://schemas.microsoft.com/office/drawing/2016/5/12/chartex" xmlns:cx7="http://schemas.microsoft.com/office/drawing/2016/5/13/chartex" xmlns:cx8="http://schemas.microsoft.com/office/drawing/2016/5/14/chartex" xmlns:aink="http://schemas.microsoft.com/office/drawing/2016/ink" xmlns:am3d="http://schemas.microsoft.com/office/drawing/2017/model3d" xmlns:w16cex="http://schemas.microsoft.com/office/word/2018/wordml/cex" xmlns:w16cid="http://schemas.microsoft.com/office/word/2016/wordml/cid" xmlns:w16="http://schemas.microsoft.com/office/word/2018/wordml" xmlns:w16sdtdh="http://schemas.microsoft.com/office/word/2020/wordml/sdtdatahash" xmlns:w16se="http://schemas.microsoft.com/office/word/2015/wordml/symex" mc:Ignorable="w14 w15 wp14">
   <w:body>
     <w:p>
       <w:pPr>
@@ -13,7 +13,7 @@
           <w:sz w:val="40"/>
           <w:szCs w:val="40"/>
         </w:rPr>
-        <w:t xml:space="preserve">From Random Notes to Game Music: Measuring What Simple Rules Add to a Procedural Music Generator</w:t>
+        <w:t xml:space="preserve">Two Notes and a Tempo: A Minimal Procedural Music Generator Driven by Game Difficulty</w:t>
       </w:r>
     </w:p>
     <w:p>
@@ -54,17 +54,7 @@
           <w:sz w:val="18"/>
           <w:szCs w:val="18"/>
         </w:rPr>
-        <w:t xml:space="preserve">Abstract: </w:t>
-      </w:r>
-      <w:r>
-        <w:rPr>
-          <w:rFonts w:ascii="Times New Roman" w:cs="Times New Roman" w:eastAsia="Times New Roman" w:hAnsi="Times New Roman"/>
-          <w:b/>
-          <w:bCs/>
-          <w:sz w:val="18"/>
-          <w:szCs w:val="18"/>
-        </w:rPr>
-        <w:t xml:space="preserve">Games often use procedural content generation (PCG) so that content is different each time, and background music can be made the same way. This paper presents a small rule-based music generator written in Python that writes MIDI files, and measures what each rule changes. Four versions are compared: random notes, notes limited to the C major scale, a weighted random walk with rhythm rules, and the same walk with a chord progression and bass line. Over 200 pieces per version, the scale alone puts every note in key but leaves an average jump of 8.7 semitones between notes. The weighted walk lowers this to 2.6, and the chord rule places a chord tone on every downbeat. The final version followed all of its rules in every piece, two pieces still differed at about 90% of note positions, and one 19-second piece took about 0.1 ms to make.</w:t>
+        <w:t xml:space="preserve">Abstract: Procedural content generation (PCG) lets a game build its own content so that no two plays are identical, and background music is a natural target. This paper presents a deliberately minimal generator, written in Java with no external libraries, that composes level music from only two pitches. The melody alternates between a low C and a high C, with a fixed probability of repeating a pitch instead of alternating, which makes every level a different pattern. A percussion track marks each beat. The single input from the game is the difficulty level, which sets the tempo: level one plays at 80 beats per minute and level five at 200, so the same thirty-two note pattern lasts 24.0 s on the easiest level and 9.6 s on the hardest. The generator produces a playable MIDI file per level in a few milliseconds, and a game need store only the level number rather than an audio file.</w:t>
       </w:r>
     </w:p>
     <w:p>
@@ -83,17 +73,7 @@
           <w:sz w:val="18"/>
           <w:szCs w:val="18"/>
         </w:rPr>
-        <w:t xml:space="preserve">Keywords: </w:t>
-      </w:r>
-      <w:r>
-        <w:rPr>
-          <w:rFonts w:ascii="Times New Roman" w:cs="Times New Roman" w:eastAsia="Times New Roman" w:hAnsi="Times New Roman"/>
-          <w:b/>
-          <w:bCs/>
-          <w:sz w:val="18"/>
-          <w:szCs w:val="18"/>
-        </w:rPr>
-        <w:t xml:space="preserve">procedural content generation, algorithmic composition, game music, Markov process, MIDI</w:t>
+        <w:t xml:space="preserve">Keywords: procedural content generation, game music, adaptive audio, MIDI, Java</w:t>
       </w:r>
     </w:p>
     <w:p>
@@ -115,7 +95,7 @@
           <w:sz w:val="20"/>
           <w:szCs w:val="20"/>
         </w:rPr>
-        <w:t xml:space="preserve">Procedural content generation creates game content with algorithms instead of by hand, so that each play can be different [1]. Music is a good fit for this, because a normal soundtrack plays the same way every time a level is played, while generated music can change on every run [2]. Using computers to compose is not new. Hiller and Isaacson produced the Illiac Suite with rules and random choices in the 1950s [3], and many later systems use Markov models, grammars or other algorithms [4].</w:t>
+        <w:t xml:space="preserve">Procedural content generation builds game content with algorithms rather than by hand, so that each play can differ [1]. Music is a good candidate, because a conventional soundtrack plays identically every time a level is replayed, while generated music can change on every run and can respond to what the player is doing [2]. Using computers to compose is not new: Hiller and Isaacson produced the Illiac Suite from rules and random choices in the 1950s [3], and later systems use Markov models, grammars and other algorithms [4].</w:t>
       </w:r>
     </w:p>
     <w:p>
@@ -125,7 +105,7 @@
           <w:sz w:val="20"/>
           <w:szCs w:val="20"/>
         </w:rPr>
-        <w:t xml:space="preserve">The simplest generator just picks random notes, but that rarely sounds like music. So the question for this project is: which simple rules turn random notes into music a game could use, and what does each rule add? To answer it, the generator is built in four versions that each add one rule, and every version is measured over 200 pieces. The generator is also checked against the properties PCG expects from a content generator: speed, reliability, diversity and control [1].</w:t>
+        <w:t xml:space="preserve">Most generative music systems aim for musical richness. This project asks the opposite question: what is the smallest generator that still produces usable, varying game music that reacts to the game? The answer presented here uses two pitches, one probability and one input from the game. Keeping the system this small makes every design decision visible and makes the link between game state and musical output easy to demonstrate.</w:t>
       </w:r>
     </w:p>
     <w:p>
@@ -149,7 +129,7 @@
         </w:numPr>
       </w:pPr>
       <w:r>
-        <w:t xml:space="preserve">Note Representation</w:t>
+        <w:t xml:space="preserve">The Two-Note Melody</w:t>
       </w:r>
     </w:p>
     <w:p>
@@ -159,7 +139,7 @@
           <w:sz w:val="20"/>
           <w:szCs w:val="20"/>
         </w:rPr>
-        <w:t xml:space="preserve">A piece is a list of notes, each stored as a MIDI pitch, a start beat and a length in beats. All pieces are eight bars of 4/4 at 100 beats per minute, so each lasts 19.2 s. The melody uses the two octaves from C4 (MIDI 60) to C6 (MIDI 84).</w:t>
+        <w:t xml:space="preserve">The melody uses only two pitches: MIDI note 60, middle C, and MIDI note 72, the C one octave above it. Each piece is thirty-two notes long and plays one note per beat. The generator keeps a current pitch, writes it down, and then decides the next one. The default behaviour is to swap to the other pitch, which produces a regular alternation of low, high, low, high. Because the two pitches are an octave apart they are the same note name, so the alternation is always consonant and no key or scale has to be defined.</w:t>
       </w:r>
     </w:p>
     <w:p>
@@ -171,7 +151,7 @@
         </w:numPr>
       </w:pPr>
       <w:r>
-        <w:t xml:space="preserve">Four Versions</w:t>
+        <w:t xml:space="preserve">Randomness</w:t>
       </w:r>
     </w:p>
     <w:p>
@@ -181,7 +161,7 @@
           <w:sz w:val="20"/>
           <w:szCs w:val="20"/>
         </w:rPr>
-        <w:t xml:space="preserve">Version A picks any of the 25 notes in the range and an eighth, quarter or half note with equal chance. Version B keeps the same rhythm but picks only from the 15 notes of the C major scale in that range.</w:t>
+        <w:t xml:space="preserve">A generator that only alternates would produce the same piece every time. On each beat the generator therefore rolls a random number and, with probability 0.25, keeps the current pitch instead of swapping. A repeat shifts the phase of the alternation, so a run such as low, high, low, low, high is produced and the regular pulse is broken in a different place on every level. The random number generator is seeded with the level number, so a level always receives the same music while different levels receive different music.</w:t>
       </w:r>
     </w:p>
     <w:p>
@@ -191,7 +171,7 @@
           <w:sz w:val="20"/>
           <w:szCs w:val="20"/>
         </w:rPr>
-        <w:t xml:space="preserve">Version C adds three rules. First, the melody is a weighted random walk on the scale: from the current note it moves up to four scale steps down or up, with weights 1, 1, 3, 6, 2, 6, 3, 1, 1 for moves of -4 to +4. A one-step move is therefore six times as likely as a four-step leap, following the finding that small intervals are the most common in real melodies [6]. This is a simple first-order Markov process, where the next note depends only on the current one [5]. Second, note lengths are weighted 3:5:2 for eighth, quarter and half notes, and only lengths that fit in the rest of the bar are allowed. Third, the last note is moved to the nearest C so the piece sounds finished.</w:t>
+        <w:t xml:space="preserve">This is a two-state Markov process: the next pitch depends only on the current one, with a 0.75 chance of changing state and a 0.25 chance of remaining [5]. The repeat probability is the single parameter controlling how regular the output sounds. A value of zero yields a perfectly periodic pattern, while larger values increasingly obscure the pulse.</w:t>
       </w:r>
     </w:p>
     <w:p>
@@ -201,7 +181,7 @@
           <w:sz w:val="20"/>
           <w:szCs w:val="20"/>
         </w:rPr>
-        <w:t xml:space="preserve">Version D adds harmony. A bass line plays one note per bar following the common progression C, Am, F, G, and the last two bars are always G and C. At the start of every bar, the walk may only choose notes from that bar's chord.</w:t>
+        <w:t xml:space="preserve">A percussion track plays a bass drum on every beat on MIDI channel 10. The drum is constant across levels, so it establishes the pulse against which the melodic repeats are heard as variation rather than as noise.</w:t>
       </w:r>
     </w:p>
     <w:p>
@@ -213,7 +193,7 @@
         </w:numPr>
       </w:pPr>
       <w:r>
-        <w:t xml:space="preserve">Measures</w:t>
+        <w:t xml:space="preserve">Difficulty and Tempo</w:t>
       </w:r>
     </w:p>
     <w:p>
@@ -223,7 +203,7 @@
           <w:sz w:val="20"/>
           <w:szCs w:val="20"/>
         </w:rPr>
-        <w:t xml:space="preserve">Each piece is measured by the share of notes in key, the average move between notes in semitones, the share of small moves (two semitones or less) and big leaps (more than seven), the share of notes crossing a bar line, whether it ends on C, and the share of bars that start on a chord tone. For the PCG checks, speed is the time to build one piece, reliability is the number of pieces that follow all rules, and diversity is the share of eighth-note positions where two pieces play different notes, averaged over all pairs of the first 100 pieces. This follows the idea of judging a generator by its whole output rather than a few samples [7].</w:t>
+        <w:t xml:space="preserve">The generator takes one input from the game: the level number. The level is converted to a value between zero and one and used to interpolate linearly between a slow tempo of 80 beats per minute on level one and a fast tempo of 200 on level five. Because every piece contains the same thirty-two notes, raising the tempo shortens the piece and raises the note rate in proportion. No other musical parameter changes, so the levels remain recognisably the same piece of music played with increasing urgency.</w:t>
       </w:r>
     </w:p>
     <w:p>
@@ -245,7 +225,7 @@
           <w:sz w:val="20"/>
           <w:szCs w:val="20"/>
         </w:rPr>
-        <w:t xml:space="preserve">The generator is one Python file that uses MIDIUtil to write MIDI files, NumPy for the statistics and Matplotlib for the figures. Each version is a function that takes a seed and returns the melody and bass notes, so the same seed always gives the same piece. This is useful for games, because a level can store its number as the seed instead of an audio file and still get the same music every time. A run writes a sample MIDI file and note list per version, three level pieces from version D, the figures and a summary of all results in about 1.5 s.</w:t>
+        <w:t xml:space="preserve">The generator is a single Java class of roughly 230 lines. MIDI files are written with javax.sound.midi and the figure is drawn with java.awt, both of which are part of the standard library, so the program compiles and runs with no external dependencies. Each level is written as a two-track MIDI file, one track for the melody and one for percussion, which opens in any digital audio workstation. A complete run writes five MIDI files and one figure in under a second.</w:t>
       </w:r>
     </w:p>
     <w:p>
@@ -291,7 +271,7 @@
           <w:sz w:val="16"/>
           <w:szCs w:val="16"/>
         </w:rPr>
-        <w:t xml:space="preserve">Effect of Each Rule (Mean of 200 Pieces)</w:t>
+        <w:t xml:space="preserve">Music Settings and Output for Each Level</w:t>
       </w:r>
     </w:p>
     <w:tbl>
@@ -344,7 +324,7 @@
                 <w:sz w:val="16"/>
                 <w:szCs w:val="16"/>
               </w:rPr>
-              <w:t xml:space="preserve">Measure</w:t>
+              <w:t xml:space="preserve">Level</w:t>
             </w:r>
           </w:p>
         </w:tc>
@@ -377,7 +357,7 @@
                 <w:sz w:val="16"/>
                 <w:szCs w:val="16"/>
               </w:rPr>
-              <w:t xml:space="preserve">A</w:t>
+              <w:t xml:space="preserve">Tempo (bpm)</w:t>
             </w:r>
           </w:p>
         </w:tc>
@@ -410,7 +390,7 @@
                 <w:sz w:val="16"/>
                 <w:szCs w:val="16"/>
               </w:rPr>
-              <w:t xml:space="preserve">B</w:t>
+              <w:t xml:space="preserve">Length (s)</w:t>
             </w:r>
           </w:p>
         </w:tc>
@@ -443,7 +423,7 @@
                 <w:sz w:val="16"/>
                 <w:szCs w:val="16"/>
               </w:rPr>
-              <w:t xml:space="preserve">C</w:t>
+              <w:t xml:space="preserve">Notes/s</w:t>
             </w:r>
           </w:p>
         </w:tc>
@@ -476,7 +456,7 @@
                 <w:sz w:val="16"/>
                 <w:szCs w:val="16"/>
               </w:rPr>
-              <w:t xml:space="preserve">D</w:t>
+              <w:t xml:space="preserve">Repeats</w:t>
             </w:r>
           </w:p>
         </w:tc>
@@ -511,7 +491,7 @@
                 <w:sz w:val="16"/>
                 <w:szCs w:val="16"/>
               </w:rPr>
-              <w:t xml:space="preserve">In key (%)</w:t>
+              <w:t xml:space="preserve">1</w:t>
             </w:r>
           </w:p>
         </w:tc>
@@ -544,7 +524,7 @@
                 <w:sz w:val="16"/>
                 <w:szCs w:val="16"/>
               </w:rPr>
-              <w:t xml:space="preserve">61.0</w:t>
+              <w:t xml:space="preserve">80</w:t>
             </w:r>
           </w:p>
         </w:tc>
@@ -577,7 +557,7 @@
                 <w:sz w:val="16"/>
                 <w:szCs w:val="16"/>
               </w:rPr>
-              <w:t xml:space="preserve">100</w:t>
+              <w:t xml:space="preserve">24.0</w:t>
             </w:r>
           </w:p>
         </w:tc>
@@ -610,7 +590,7 @@
                 <w:sz w:val="16"/>
                 <w:szCs w:val="16"/>
               </w:rPr>
-              <w:t xml:space="preserve">100</w:t>
+              <w:t xml:space="preserve">1.33</w:t>
             </w:r>
           </w:p>
         </w:tc>
@@ -643,7 +623,7 @@
                 <w:sz w:val="16"/>
                 <w:szCs w:val="16"/>
               </w:rPr>
-              <w:t xml:space="preserve">100</w:t>
+              <w:t xml:space="preserve">8</w:t>
             </w:r>
           </w:p>
         </w:tc>
@@ -678,7 +658,7 @@
                 <w:sz w:val="16"/>
                 <w:szCs w:val="16"/>
               </w:rPr>
-              <w:t xml:space="preserve">Avg move (semitones)</w:t>
+              <w:t xml:space="preserve">2</w:t>
             </w:r>
           </w:p>
         </w:tc>
@@ -711,7 +691,7 @@
                 <w:sz w:val="16"/>
                 <w:szCs w:val="16"/>
               </w:rPr>
-              <w:t xml:space="preserve">8.6</w:t>
+              <w:t xml:space="preserve">110</w:t>
             </w:r>
           </w:p>
         </w:tc>
@@ -744,7 +724,7 @@
                 <w:sz w:val="16"/>
                 <w:szCs w:val="16"/>
               </w:rPr>
-              <w:t xml:space="preserve">8.7</w:t>
+              <w:t xml:space="preserve">17.5</w:t>
             </w:r>
           </w:p>
         </w:tc>
@@ -777,7 +757,7 @@
                 <w:sz w:val="16"/>
                 <w:szCs w:val="16"/>
               </w:rPr>
-              <w:t xml:space="preserve">2.6</w:t>
+              <w:t xml:space="preserve">1.83</w:t>
             </w:r>
           </w:p>
         </w:tc>
@@ -810,7 +790,7 @@
                 <w:sz w:val="16"/>
                 <w:szCs w:val="16"/>
               </w:rPr>
-              <w:t xml:space="preserve">2.6</w:t>
+              <w:t xml:space="preserve">9</w:t>
             </w:r>
           </w:p>
         </w:tc>
@@ -845,7 +825,7 @@
                 <w:sz w:val="16"/>
                 <w:szCs w:val="16"/>
               </w:rPr>
-              <w:t xml:space="preserve">Small moves (%)</w:t>
+              <w:t xml:space="preserve">3</w:t>
             </w:r>
           </w:p>
         </w:tc>
@@ -878,7 +858,7 @@
                 <w:sz w:val="16"/>
                 <w:szCs w:val="16"/>
               </w:rPr>
-              <w:t xml:space="preserve">18.4</w:t>
+              <w:t xml:space="preserve">140</w:t>
             </w:r>
           </w:p>
         </w:tc>
@@ -911,7 +891,7 @@
                 <w:sz w:val="16"/>
                 <w:szCs w:val="16"/>
               </w:rPr>
-              <w:t xml:space="preserve">18.3</w:t>
+              <w:t xml:space="preserve">13.7</w:t>
             </w:r>
           </w:p>
         </w:tc>
@@ -944,7 +924,7 @@
                 <w:sz w:val="16"/>
                 <w:szCs w:val="16"/>
               </w:rPr>
-              <w:t xml:space="preserve">60.7</w:t>
+              <w:t xml:space="preserve">2.33</w:t>
             </w:r>
           </w:p>
         </w:tc>
@@ -977,7 +957,7 @@
                 <w:sz w:val="16"/>
                 <w:szCs w:val="16"/>
               </w:rPr>
-              <w:t xml:space="preserve">59.2</w:t>
+              <w:t xml:space="preserve">8</w:t>
             </w:r>
           </w:p>
         </w:tc>
@@ -1012,7 +992,7 @@
                 <w:sz w:val="16"/>
                 <w:szCs w:val="16"/>
               </w:rPr>
-              <w:t xml:space="preserve">Big leaps (%)</w:t>
+              <w:t xml:space="preserve">4</w:t>
             </w:r>
           </w:p>
         </w:tc>
@@ -1045,7 +1025,7 @@
                 <w:sz w:val="16"/>
                 <w:szCs w:val="16"/>
               </w:rPr>
-              <w:t xml:space="preserve">50.5</w:t>
+              <w:t xml:space="preserve">170</w:t>
             </w:r>
           </w:p>
         </w:tc>
@@ -1078,7 +1058,7 @@
                 <w:sz w:val="16"/>
                 <w:szCs w:val="16"/>
               </w:rPr>
-              <w:t xml:space="preserve">50.2</w:t>
+              <w:t xml:space="preserve">11.3</w:t>
             </w:r>
           </w:p>
         </w:tc>
@@ -1111,7 +1091,7 @@
                 <w:sz w:val="16"/>
                 <w:szCs w:val="16"/>
               </w:rPr>
-              <w:t xml:space="preserve">0.3</w:t>
+              <w:t xml:space="preserve">2.83</w:t>
             </w:r>
           </w:p>
         </w:tc>
@@ -1144,7 +1124,7 @@
                 <w:sz w:val="16"/>
                 <w:szCs w:val="16"/>
               </w:rPr>
-              <w:t xml:space="preserve">0.2</w:t>
+              <w:t xml:space="preserve">7</w:t>
             </w:r>
           </w:p>
         </w:tc>
@@ -1179,7 +1159,7 @@
                 <w:sz w:val="16"/>
                 <w:szCs w:val="16"/>
               </w:rPr>
-              <w:t xml:space="preserve">Cross bar line (%)</w:t>
+              <w:t xml:space="preserve">5</w:t>
             </w:r>
           </w:p>
         </w:tc>
@@ -1212,7 +1192,7 @@
                 <w:sz w:val="16"/>
                 <w:szCs w:val="16"/>
               </w:rPr>
-              <w:t xml:space="preserve">14.4</w:t>
+              <w:t xml:space="preserve">200</w:t>
             </w:r>
           </w:p>
         </w:tc>
@@ -1245,7 +1225,7 @@
                 <w:sz w:val="16"/>
                 <w:szCs w:val="16"/>
               </w:rPr>
-              <w:t xml:space="preserve">14.4</w:t>
+              <w:t xml:space="preserve">9.6</w:t>
             </w:r>
           </w:p>
         </w:tc>
@@ -1278,7 +1258,7 @@
                 <w:sz w:val="16"/>
                 <w:szCs w:val="16"/>
               </w:rPr>
-              <w:t xml:space="preserve">0</w:t>
+              <w:t xml:space="preserve">3.33</w:t>
             </w:r>
           </w:p>
         </w:tc>
@@ -1311,341 +1291,7 @@
                 <w:sz w:val="16"/>
                 <w:szCs w:val="16"/>
               </w:rPr>
-              <w:t xml:space="preserve">0</w:t>
-            </w:r>
-          </w:p>
-        </w:tc>
-      </w:tr>
-      <w:tr>
-        <w:tc>
-          <w:tcPr>
-            <w:tcW w:type="dxa" w:w="1700"/>
-            <w:tcBorders>
-              <w:top w:val="single" w:color="000000" w:sz="4"/>
-              <w:left w:val="single" w:color="000000" w:sz="4"/>
-              <w:bottom w:val="single" w:color="000000" w:sz="4"/>
-              <w:right w:val="single" w:color="000000" w:sz="4"/>
-            </w:tcBorders>
-            <w:tcMar>
-              <w:top w:type="dxa" w:w="15"/>
-              <w:left w:type="dxa" w:w="50"/>
-              <w:bottom w:type="dxa" w:w="15"/>
-              <w:right w:type="dxa" w:w="50"/>
-            </w:tcMar>
-          </w:tcPr>
-          <w:p>
-            <w:pPr>
-              <w:ind w:firstLine="0"/>
-              <w:jc w:val="left"/>
-            </w:pPr>
-            <w:r>
-              <w:rPr>
-                <w:rFonts w:ascii="Times New Roman" w:cs="Times New Roman" w:eastAsia="Times New Roman" w:hAnsi="Times New Roman"/>
-                <w:b w:val="false"/>
-                <w:bCs w:val="false"/>
-                <w:sz w:val="16"/>
-                <w:szCs w:val="16"/>
-              </w:rPr>
-              <w:t xml:space="preserve">Ends on C (%)</w:t>
-            </w:r>
-          </w:p>
-        </w:tc>
-        <w:tc>
-          <w:tcPr>
-            <w:tcW w:type="dxa" w:w="840"/>
-            <w:tcBorders>
-              <w:top w:val="single" w:color="000000" w:sz="4"/>
-              <w:left w:val="single" w:color="000000" w:sz="4"/>
-              <w:bottom w:val="single" w:color="000000" w:sz="4"/>
-              <w:right w:val="single" w:color="000000" w:sz="4"/>
-            </w:tcBorders>
-            <w:tcMar>
-              <w:top w:type="dxa" w:w="15"/>
-              <w:left w:type="dxa" w:w="50"/>
-              <w:bottom w:type="dxa" w:w="15"/>
-              <w:right w:type="dxa" w:w="50"/>
-            </w:tcMar>
-          </w:tcPr>
-          <w:p>
-            <w:pPr>
-              <w:ind w:firstLine="0"/>
-              <w:jc w:val="center"/>
-            </w:pPr>
-            <w:r>
-              <w:rPr>
-                <w:rFonts w:ascii="Times New Roman" w:cs="Times New Roman" w:eastAsia="Times New Roman" w:hAnsi="Times New Roman"/>
-                <w:b w:val="false"/>
-                <w:bCs w:val="false"/>
-                <w:sz w:val="16"/>
-                <w:szCs w:val="16"/>
-              </w:rPr>
-              <w:t xml:space="preserve">14.5</w:t>
-            </w:r>
-          </w:p>
-        </w:tc>
-        <w:tc>
-          <w:tcPr>
-            <w:tcW w:type="dxa" w:w="840"/>
-            <w:tcBorders>
-              <w:top w:val="single" w:color="000000" w:sz="4"/>
-              <w:left w:val="single" w:color="000000" w:sz="4"/>
-              <w:bottom w:val="single" w:color="000000" w:sz="4"/>
-              <w:right w:val="single" w:color="000000" w:sz="4"/>
-            </w:tcBorders>
-            <w:tcMar>
-              <w:top w:type="dxa" w:w="15"/>
-              <w:left w:type="dxa" w:w="50"/>
-              <w:bottom w:type="dxa" w:w="15"/>
-              <w:right w:type="dxa" w:w="50"/>
-            </w:tcMar>
-          </w:tcPr>
-          <w:p>
-            <w:pPr>
-              <w:ind w:firstLine="0"/>
-              <w:jc w:val="center"/>
-            </w:pPr>
-            <w:r>
-              <w:rPr>
-                <w:rFonts w:ascii="Times New Roman" w:cs="Times New Roman" w:eastAsia="Times New Roman" w:hAnsi="Times New Roman"/>
-                <w:b w:val="false"/>
-                <w:bCs w:val="false"/>
-                <w:sz w:val="16"/>
-                <w:szCs w:val="16"/>
-              </w:rPr>
-              <w:t xml:space="preserve">19.5</w:t>
-            </w:r>
-          </w:p>
-        </w:tc>
-        <w:tc>
-          <w:tcPr>
-            <w:tcW w:type="dxa" w:w="840"/>
-            <w:tcBorders>
-              <w:top w:val="single" w:color="000000" w:sz="4"/>
-              <w:left w:val="single" w:color="000000" w:sz="4"/>
-              <w:bottom w:val="single" w:color="000000" w:sz="4"/>
-              <w:right w:val="single" w:color="000000" w:sz="4"/>
-            </w:tcBorders>
-            <w:tcMar>
-              <w:top w:type="dxa" w:w="15"/>
-              <w:left w:type="dxa" w:w="50"/>
-              <w:bottom w:type="dxa" w:w="15"/>
-              <w:right w:type="dxa" w:w="50"/>
-            </w:tcMar>
-          </w:tcPr>
-          <w:p>
-            <w:pPr>
-              <w:ind w:firstLine="0"/>
-              <w:jc w:val="center"/>
-            </w:pPr>
-            <w:r>
-              <w:rPr>
-                <w:rFonts w:ascii="Times New Roman" w:cs="Times New Roman" w:eastAsia="Times New Roman" w:hAnsi="Times New Roman"/>
-                <w:b w:val="false"/>
-                <w:bCs w:val="false"/>
-                <w:sz w:val="16"/>
-                <w:szCs w:val="16"/>
-              </w:rPr>
-              <w:t xml:space="preserve">100</w:t>
-            </w:r>
-          </w:p>
-        </w:tc>
-        <w:tc>
-          <w:tcPr>
-            <w:tcW w:type="dxa" w:w="840"/>
-            <w:tcBorders>
-              <w:top w:val="single" w:color="000000" w:sz="4"/>
-              <w:left w:val="single" w:color="000000" w:sz="4"/>
-              <w:bottom w:val="single" w:color="000000" w:sz="4"/>
-              <w:right w:val="single" w:color="000000" w:sz="4"/>
-            </w:tcBorders>
-            <w:tcMar>
-              <w:top w:type="dxa" w:w="15"/>
-              <w:left w:type="dxa" w:w="50"/>
-              <w:bottom w:type="dxa" w:w="15"/>
-              <w:right w:type="dxa" w:w="50"/>
-            </w:tcMar>
-          </w:tcPr>
-          <w:p>
-            <w:pPr>
-              <w:ind w:firstLine="0"/>
-              <w:jc w:val="center"/>
-            </w:pPr>
-            <w:r>
-              <w:rPr>
-                <w:rFonts w:ascii="Times New Roman" w:cs="Times New Roman" w:eastAsia="Times New Roman" w:hAnsi="Times New Roman"/>
-                <w:b w:val="false"/>
-                <w:bCs w:val="false"/>
-                <w:sz w:val="16"/>
-                <w:szCs w:val="16"/>
-              </w:rPr>
-              <w:t xml:space="preserve">100</w:t>
-            </w:r>
-          </w:p>
-        </w:tc>
-      </w:tr>
-      <w:tr>
-        <w:tc>
-          <w:tcPr>
-            <w:tcW w:type="dxa" w:w="1700"/>
-            <w:tcBorders>
-              <w:top w:val="single" w:color="000000" w:sz="4"/>
-              <w:left w:val="single" w:color="000000" w:sz="4"/>
-              <w:bottom w:val="single" w:color="000000" w:sz="4"/>
-              <w:right w:val="single" w:color="000000" w:sz="4"/>
-            </w:tcBorders>
-            <w:tcMar>
-              <w:top w:type="dxa" w:w="15"/>
-              <w:left w:type="dxa" w:w="50"/>
-              <w:bottom w:type="dxa" w:w="15"/>
-              <w:right w:type="dxa" w:w="50"/>
-            </w:tcMar>
-          </w:tcPr>
-          <w:p>
-            <w:pPr>
-              <w:ind w:firstLine="0"/>
-              <w:jc w:val="left"/>
-            </w:pPr>
-            <w:r>
-              <w:rPr>
-                <w:rFonts w:ascii="Times New Roman" w:cs="Times New Roman" w:eastAsia="Times New Roman" w:hAnsi="Times New Roman"/>
-                <w:b w:val="false"/>
-                <w:bCs w:val="false"/>
-                <w:sz w:val="16"/>
-                <w:szCs w:val="16"/>
-              </w:rPr>
-              <w:t xml:space="preserve">Chord tone on beat 1 (%)</w:t>
-            </w:r>
-          </w:p>
-        </w:tc>
-        <w:tc>
-          <w:tcPr>
-            <w:tcW w:type="dxa" w:w="840"/>
-            <w:tcBorders>
-              <w:top w:val="single" w:color="000000" w:sz="4"/>
-              <w:left w:val="single" w:color="000000" w:sz="4"/>
-              <w:bottom w:val="single" w:color="000000" w:sz="4"/>
-              <w:right w:val="single" w:color="000000" w:sz="4"/>
-            </w:tcBorders>
-            <w:tcMar>
-              <w:top w:type="dxa" w:w="15"/>
-              <w:left w:type="dxa" w:w="50"/>
-              <w:bottom w:type="dxa" w:w="15"/>
-              <w:right w:type="dxa" w:w="50"/>
-            </w:tcMar>
-          </w:tcPr>
-          <w:p>
-            <w:pPr>
-              <w:ind w:firstLine="0"/>
-              <w:jc w:val="center"/>
-            </w:pPr>
-            <w:r>
-              <w:rPr>
-                <w:rFonts w:ascii="Times New Roman" w:cs="Times New Roman" w:eastAsia="Times New Roman" w:hAnsi="Times New Roman"/>
-                <w:b w:val="false"/>
-                <w:bCs w:val="false"/>
-                <w:sz w:val="16"/>
-                <w:szCs w:val="16"/>
-              </w:rPr>
-              <w:t xml:space="preserve">26.9</w:t>
-            </w:r>
-          </w:p>
-        </w:tc>
-        <w:tc>
-          <w:tcPr>
-            <w:tcW w:type="dxa" w:w="840"/>
-            <w:tcBorders>
-              <w:top w:val="single" w:color="000000" w:sz="4"/>
-              <w:left w:val="single" w:color="000000" w:sz="4"/>
-              <w:bottom w:val="single" w:color="000000" w:sz="4"/>
-              <w:right w:val="single" w:color="000000" w:sz="4"/>
-            </w:tcBorders>
-            <w:tcMar>
-              <w:top w:type="dxa" w:w="15"/>
-              <w:left w:type="dxa" w:w="50"/>
-              <w:bottom w:type="dxa" w:w="15"/>
-              <w:right w:type="dxa" w:w="50"/>
-            </w:tcMar>
-          </w:tcPr>
-          <w:p>
-            <w:pPr>
-              <w:ind w:firstLine="0"/>
-              <w:jc w:val="center"/>
-            </w:pPr>
-            <w:r>
-              <w:rPr>
-                <w:rFonts w:ascii="Times New Roman" w:cs="Times New Roman" w:eastAsia="Times New Roman" w:hAnsi="Times New Roman"/>
-                <w:b w:val="false"/>
-                <w:bCs w:val="false"/>
-                <w:sz w:val="16"/>
-                <w:szCs w:val="16"/>
-              </w:rPr>
-              <w:t xml:space="preserve">46.4</w:t>
-            </w:r>
-          </w:p>
-        </w:tc>
-        <w:tc>
-          <w:tcPr>
-            <w:tcW w:type="dxa" w:w="840"/>
-            <w:tcBorders>
-              <w:top w:val="single" w:color="000000" w:sz="4"/>
-              <w:left w:val="single" w:color="000000" w:sz="4"/>
-              <w:bottom w:val="single" w:color="000000" w:sz="4"/>
-              <w:right w:val="single" w:color="000000" w:sz="4"/>
-            </w:tcBorders>
-            <w:tcMar>
-              <w:top w:type="dxa" w:w="15"/>
-              <w:left w:type="dxa" w:w="50"/>
-              <w:bottom w:type="dxa" w:w="15"/>
-              <w:right w:type="dxa" w:w="50"/>
-            </w:tcMar>
-          </w:tcPr>
-          <w:p>
-            <w:pPr>
-              <w:ind w:firstLine="0"/>
-              <w:jc w:val="center"/>
-            </w:pPr>
-            <w:r>
-              <w:rPr>
-                <w:rFonts w:ascii="Times New Roman" w:cs="Times New Roman" w:eastAsia="Times New Roman" w:hAnsi="Times New Roman"/>
-                <w:b w:val="false"/>
-                <w:bCs w:val="false"/>
-                <w:sz w:val="16"/>
-                <w:szCs w:val="16"/>
-              </w:rPr>
-              <w:t xml:space="preserve">50.7</w:t>
-            </w:r>
-          </w:p>
-        </w:tc>
-        <w:tc>
-          <w:tcPr>
-            <w:tcW w:type="dxa" w:w="840"/>
-            <w:tcBorders>
-              <w:top w:val="single" w:color="000000" w:sz="4"/>
-              <w:left w:val="single" w:color="000000" w:sz="4"/>
-              <w:bottom w:val="single" w:color="000000" w:sz="4"/>
-              <w:right w:val="single" w:color="000000" w:sz="4"/>
-            </w:tcBorders>
-            <w:tcMar>
-              <w:top w:type="dxa" w:w="15"/>
-              <w:left w:type="dxa" w:w="50"/>
-              <w:bottom w:type="dxa" w:w="15"/>
-              <w:right w:type="dxa" w:w="50"/>
-            </w:tcMar>
-          </w:tcPr>
-          <w:p>
-            <w:pPr>
-              <w:ind w:firstLine="0"/>
-              <w:jc w:val="center"/>
-            </w:pPr>
-            <w:r>
-              <w:rPr>
-                <w:rFonts w:ascii="Times New Roman" w:cs="Times New Roman" w:eastAsia="Times New Roman" w:hAnsi="Times New Roman"/>
-                <w:b w:val="false"/>
-                <w:bCs w:val="false"/>
-                <w:sz w:val="16"/>
-                <w:szCs w:val="16"/>
-              </w:rPr>
-              <w:t xml:space="preserve">100</w:t>
+              <w:t xml:space="preserve">8</w:t>
             </w:r>
           </w:p>
         </w:tc>
@@ -1663,7 +1309,7 @@
           <w:sz w:val="20"/>
           <w:szCs w:val="20"/>
         </w:rPr>
-        <w:t xml:space="preserve">Table I shows the effect of each rule. The scale (B) puts every note in key, up from 61% in A, but leaves the melody as jumpy as random notes: about half of all moves are leaps larger than a fifth. The weighted walk (C) is what makes it sound like a melody. The average move drops from 8.7 to 2.6 semitones and big leaps almost disappear. The rhythm rules remove all bar-line crossings, and every piece ends on C. Version C already starts about half of its bars on a chord tone by chance, and the chord rule in D raises this to every bar. Fig. 1 shows one piece from each version.</w:t>
+        <w:t xml:space="preserve">Table I shows the effect of the difficulty input. The tempo rises linearly from 80 to 200 beats per minute, which shortens the same thirty-two note pattern from 24.0 s to 9.6 s and raises the note rate from 1.33 to 3.33 notes per second, a factor of 2.5. The number of repeated pitches stays between seven and nine across the five levels, close to the 7.75 expected from a repeat probability of 0.25 over thirty-one transitions, which confirms that the randomness is independent of the difficulty setting: the levels differ in speed, not in how irregular they sound. Fig. 1 shows the resulting patterns.</w:t>
       </w:r>
     </w:p>
     <w:p>
@@ -1676,15 +1322,15 @@
       <w:r>
         <w:drawing>
           <wp:inline distT="0" distB="0" distL="0" distR="0">
-            <wp:extent cx="3048000" cy="2495550"/>
+            <wp:extent cx="3048000" cy="1472773"/>
             <wp:effectExtent t="0" r="0" b="0" l="0"/>
             <wp:docPr id="1" name="" descr="" title=""/>
             <wp:cNvGraphicFramePr>
-              <a:graphicFrameLocks xmlns:a="http://schemas.openxmlformats.org/drawingml/2006/main" noChangeAspect="1"/>
+              <a:graphicFrameLocks noChangeAspect="1"/>
             </wp:cNvGraphicFramePr>
-            <a:graphic xmlns:a="http://schemas.openxmlformats.org/drawingml/2006/main">
+            <a:graphic>
               <a:graphicData uri="http://schemas.openxmlformats.org/drawingml/2006/picture">
-                <pic:pic xmlns:pic="http://schemas.openxmlformats.org/drawingml/2006/picture">
+                <pic:pic>
                   <pic:nvPicPr>
                     <pic:cNvPr id="0" name="" descr=""/>
                     <pic:cNvPicPr>
@@ -1701,7 +1347,7 @@
                   <pic:spPr bwMode="auto">
                     <a:xfrm>
                       <a:off x="0" y="0"/>
-                      <a:ext cx="3048000" cy="2495550"/>
+                      <a:ext cx="3048000" cy="1472773"/>
                     </a:xfrm>
                     <a:prstGeom prst="rect">
                       <a:avLst/>
@@ -1725,922 +1371,7 @@
           <w:sz w:val="16"/>
           <w:szCs w:val="16"/>
         </w:rPr>
-        <w:t xml:space="preserve">Fig. 1.  Piano rolls of one piece from each version (seed 1). Blue is the melody and orange is the bass.</w:t>
-      </w:r>
-    </w:p>
-    <w:p>
-      <w:pPr>
-        <w:keepNext/>
-        <w:spacing w:before="100"/>
-        <w:ind w:firstLine="0"/>
-        <w:jc w:val="center"/>
-      </w:pPr>
-      <w:r>
-        <w:rPr>
-          <w:rFonts w:ascii="Times New Roman" w:cs="Times New Roman" w:eastAsia="Times New Roman" w:hAnsi="Times New Roman"/>
-          <w:smallCaps/>
-          <w:sz w:val="16"/>
-          <w:szCs w:val="16"/>
-        </w:rPr>
-        <w:t xml:space="preserve">TABLE II</w:t>
-      </w:r>
-    </w:p>
-    <w:p>
-      <w:pPr>
-        <w:keepNext/>
-        <w:spacing w:after="50"/>
-        <w:ind w:firstLine="0"/>
-        <w:jc w:val="center"/>
-      </w:pPr>
-      <w:r>
-        <w:rPr>
-          <w:rFonts w:ascii="Times New Roman" w:cs="Times New Roman" w:eastAsia="Times New Roman" w:hAnsi="Times New Roman"/>
-          <w:smallCaps/>
-          <w:sz w:val="16"/>
-          <w:szCs w:val="16"/>
-        </w:rPr>
-        <w:t xml:space="preserve">PCG Checks (200 Pieces per Version)</w:t>
-      </w:r>
-    </w:p>
-    <w:tbl>
-      <w:tblPr>
-        <w:tblW w:type="dxa" w:w="5060"/>
-        <w:jc w:val="center"/>
-        <w:tblBorders>
-          <w:top w:val="single" w:color="auto" w:sz="4"/>
-          <w:left w:val="single" w:color="auto" w:sz="4"/>
-          <w:bottom w:val="single" w:color="auto" w:sz="4"/>
-          <w:right w:val="single" w:color="auto" w:sz="4"/>
-          <w:insideH w:val="single" w:color="auto" w:sz="4"/>
-          <w:insideV w:val="single" w:color="auto" w:sz="4"/>
-        </w:tblBorders>
-      </w:tblPr>
-      <w:tblGrid>
-        <w:gridCol w:w="1700"/>
-        <w:gridCol w:w="840"/>
-        <w:gridCol w:w="840"/>
-        <w:gridCol w:w="840"/>
-        <w:gridCol w:w="840"/>
-      </w:tblGrid>
-      <w:tr>
-        <w:tc>
-          <w:tcPr>
-            <w:tcW w:type="dxa" w:w="1700"/>
-            <w:tcBorders>
-              <w:top w:val="single" w:color="000000" w:sz="4"/>
-              <w:left w:val="single" w:color="000000" w:sz="4"/>
-              <w:bottom w:val="single" w:color="000000" w:sz="4"/>
-              <w:right w:val="single" w:color="000000" w:sz="4"/>
-            </w:tcBorders>
-            <w:tcMar>
-              <w:top w:type="dxa" w:w="15"/>
-              <w:left w:type="dxa" w:w="50"/>
-              <w:bottom w:type="dxa" w:w="15"/>
-              <w:right w:type="dxa" w:w="50"/>
-            </w:tcMar>
-          </w:tcPr>
-          <w:p>
-            <w:pPr>
-              <w:ind w:firstLine="0"/>
-              <w:jc w:val="left"/>
-            </w:pPr>
-            <w:r>
-              <w:rPr>
-                <w:rFonts w:ascii="Times New Roman" w:cs="Times New Roman" w:eastAsia="Times New Roman" w:hAnsi="Times New Roman"/>
-                <w:b/>
-                <w:bCs/>
-                <w:sz w:val="16"/>
-                <w:szCs w:val="16"/>
-              </w:rPr>
-              <w:t xml:space="preserve">Check</w:t>
-            </w:r>
-          </w:p>
-        </w:tc>
-        <w:tc>
-          <w:tcPr>
-            <w:tcW w:type="dxa" w:w="840"/>
-            <w:tcBorders>
-              <w:top w:val="single" w:color="000000" w:sz="4"/>
-              <w:left w:val="single" w:color="000000" w:sz="4"/>
-              <w:bottom w:val="single" w:color="000000" w:sz="4"/>
-              <w:right w:val="single" w:color="000000" w:sz="4"/>
-            </w:tcBorders>
-            <w:tcMar>
-              <w:top w:type="dxa" w:w="15"/>
-              <w:left w:type="dxa" w:w="50"/>
-              <w:bottom w:type="dxa" w:w="15"/>
-              <w:right w:type="dxa" w:w="50"/>
-            </w:tcMar>
-          </w:tcPr>
-          <w:p>
-            <w:pPr>
-              <w:ind w:firstLine="0"/>
-              <w:jc w:val="center"/>
-            </w:pPr>
-            <w:r>
-              <w:rPr>
-                <w:rFonts w:ascii="Times New Roman" w:cs="Times New Roman" w:eastAsia="Times New Roman" w:hAnsi="Times New Roman"/>
-                <w:b/>
-                <w:bCs/>
-                <w:sz w:val="16"/>
-                <w:szCs w:val="16"/>
-              </w:rPr>
-              <w:t xml:space="preserve">A</w:t>
-            </w:r>
-          </w:p>
-        </w:tc>
-        <w:tc>
-          <w:tcPr>
-            <w:tcW w:type="dxa" w:w="840"/>
-            <w:tcBorders>
-              <w:top w:val="single" w:color="000000" w:sz="4"/>
-              <w:left w:val="single" w:color="000000" w:sz="4"/>
-              <w:bottom w:val="single" w:color="000000" w:sz="4"/>
-              <w:right w:val="single" w:color="000000" w:sz="4"/>
-            </w:tcBorders>
-            <w:tcMar>
-              <w:top w:type="dxa" w:w="15"/>
-              <w:left w:type="dxa" w:w="50"/>
-              <w:bottom w:type="dxa" w:w="15"/>
-              <w:right w:type="dxa" w:w="50"/>
-            </w:tcMar>
-          </w:tcPr>
-          <w:p>
-            <w:pPr>
-              <w:ind w:firstLine="0"/>
-              <w:jc w:val="center"/>
-            </w:pPr>
-            <w:r>
-              <w:rPr>
-                <w:rFonts w:ascii="Times New Roman" w:cs="Times New Roman" w:eastAsia="Times New Roman" w:hAnsi="Times New Roman"/>
-                <w:b/>
-                <w:bCs/>
-                <w:sz w:val="16"/>
-                <w:szCs w:val="16"/>
-              </w:rPr>
-              <w:t xml:space="preserve">B</w:t>
-            </w:r>
-          </w:p>
-        </w:tc>
-        <w:tc>
-          <w:tcPr>
-            <w:tcW w:type="dxa" w:w="840"/>
-            <w:tcBorders>
-              <w:top w:val="single" w:color="000000" w:sz="4"/>
-              <w:left w:val="single" w:color="000000" w:sz="4"/>
-              <w:bottom w:val="single" w:color="000000" w:sz="4"/>
-              <w:right w:val="single" w:color="000000" w:sz="4"/>
-            </w:tcBorders>
-            <w:tcMar>
-              <w:top w:type="dxa" w:w="15"/>
-              <w:left w:type="dxa" w:w="50"/>
-              <w:bottom w:type="dxa" w:w="15"/>
-              <w:right w:type="dxa" w:w="50"/>
-            </w:tcMar>
-          </w:tcPr>
-          <w:p>
-            <w:pPr>
-              <w:ind w:firstLine="0"/>
-              <w:jc w:val="center"/>
-            </w:pPr>
-            <w:r>
-              <w:rPr>
-                <w:rFonts w:ascii="Times New Roman" w:cs="Times New Roman" w:eastAsia="Times New Roman" w:hAnsi="Times New Roman"/>
-                <w:b/>
-                <w:bCs/>
-                <w:sz w:val="16"/>
-                <w:szCs w:val="16"/>
-              </w:rPr>
-              <w:t xml:space="preserve">C</w:t>
-            </w:r>
-          </w:p>
-        </w:tc>
-        <w:tc>
-          <w:tcPr>
-            <w:tcW w:type="dxa" w:w="840"/>
-            <w:tcBorders>
-              <w:top w:val="single" w:color="000000" w:sz="4"/>
-              <w:left w:val="single" w:color="000000" w:sz="4"/>
-              <w:bottom w:val="single" w:color="000000" w:sz="4"/>
-              <w:right w:val="single" w:color="000000" w:sz="4"/>
-            </w:tcBorders>
-            <w:tcMar>
-              <w:top w:type="dxa" w:w="15"/>
-              <w:left w:type="dxa" w:w="50"/>
-              <w:bottom w:type="dxa" w:w="15"/>
-              <w:right w:type="dxa" w:w="50"/>
-            </w:tcMar>
-          </w:tcPr>
-          <w:p>
-            <w:pPr>
-              <w:ind w:firstLine="0"/>
-              <w:jc w:val="center"/>
-            </w:pPr>
-            <w:r>
-              <w:rPr>
-                <w:rFonts w:ascii="Times New Roman" w:cs="Times New Roman" w:eastAsia="Times New Roman" w:hAnsi="Times New Roman"/>
-                <w:b/>
-                <w:bCs/>
-                <w:sz w:val="16"/>
-                <w:szCs w:val="16"/>
-              </w:rPr>
-              <w:t xml:space="preserve">D</w:t>
-            </w:r>
-          </w:p>
-        </w:tc>
-      </w:tr>
-      <w:tr>
-        <w:tc>
-          <w:tcPr>
-            <w:tcW w:type="dxa" w:w="1700"/>
-            <w:tcBorders>
-              <w:top w:val="single" w:color="000000" w:sz="4"/>
-              <w:left w:val="single" w:color="000000" w:sz="4"/>
-              <w:bottom w:val="single" w:color="000000" w:sz="4"/>
-              <w:right w:val="single" w:color="000000" w:sz="4"/>
-            </w:tcBorders>
-            <w:tcMar>
-              <w:top w:type="dxa" w:w="15"/>
-              <w:left w:type="dxa" w:w="50"/>
-              <w:bottom w:type="dxa" w:w="15"/>
-              <w:right w:type="dxa" w:w="50"/>
-            </w:tcMar>
-          </w:tcPr>
-          <w:p>
-            <w:pPr>
-              <w:ind w:firstLine="0"/>
-              <w:jc w:val="left"/>
-            </w:pPr>
-            <w:r>
-              <w:rPr>
-                <w:rFonts w:ascii="Times New Roman" w:cs="Times New Roman" w:eastAsia="Times New Roman" w:hAnsi="Times New Roman"/>
-                <w:b w:val="false"/>
-                <w:bCs w:val="false"/>
-                <w:sz w:val="16"/>
-                <w:szCs w:val="16"/>
-              </w:rPr>
-              <w:t xml:space="preserve">Time per piece (ms)</w:t>
-            </w:r>
-          </w:p>
-        </w:tc>
-        <w:tc>
-          <w:tcPr>
-            <w:tcW w:type="dxa" w:w="840"/>
-            <w:tcBorders>
-              <w:top w:val="single" w:color="000000" w:sz="4"/>
-              <w:left w:val="single" w:color="000000" w:sz="4"/>
-              <w:bottom w:val="single" w:color="000000" w:sz="4"/>
-              <w:right w:val="single" w:color="000000" w:sz="4"/>
-            </w:tcBorders>
-            <w:tcMar>
-              <w:top w:type="dxa" w:w="15"/>
-              <w:left w:type="dxa" w:w="50"/>
-              <w:bottom w:type="dxa" w:w="15"/>
-              <w:right w:type="dxa" w:w="50"/>
-            </w:tcMar>
-          </w:tcPr>
-          <w:p>
-            <w:pPr>
-              <w:ind w:firstLine="0"/>
-              <w:jc w:val="center"/>
-            </w:pPr>
-            <w:r>
-              <w:rPr>
-                <w:rFonts w:ascii="Times New Roman" w:cs="Times New Roman" w:eastAsia="Times New Roman" w:hAnsi="Times New Roman"/>
-                <w:b w:val="false"/>
-                <w:bCs w:val="false"/>
-                <w:sz w:val="16"/>
-                <w:szCs w:val="16"/>
-              </w:rPr>
-              <w:t xml:space="preserve">0.02</w:t>
-            </w:r>
-          </w:p>
-        </w:tc>
-        <w:tc>
-          <w:tcPr>
-            <w:tcW w:type="dxa" w:w="840"/>
-            <w:tcBorders>
-              <w:top w:val="single" w:color="000000" w:sz="4"/>
-              <w:left w:val="single" w:color="000000" w:sz="4"/>
-              <w:bottom w:val="single" w:color="000000" w:sz="4"/>
-              <w:right w:val="single" w:color="000000" w:sz="4"/>
-            </w:tcBorders>
-            <w:tcMar>
-              <w:top w:type="dxa" w:w="15"/>
-              <w:left w:type="dxa" w:w="50"/>
-              <w:bottom w:type="dxa" w:w="15"/>
-              <w:right w:type="dxa" w:w="50"/>
-            </w:tcMar>
-          </w:tcPr>
-          <w:p>
-            <w:pPr>
-              <w:ind w:firstLine="0"/>
-              <w:jc w:val="center"/>
-            </w:pPr>
-            <w:r>
-              <w:rPr>
-                <w:rFonts w:ascii="Times New Roman" w:cs="Times New Roman" w:eastAsia="Times New Roman" w:hAnsi="Times New Roman"/>
-                <w:b w:val="false"/>
-                <w:bCs w:val="false"/>
-                <w:sz w:val="16"/>
-                <w:szCs w:val="16"/>
-              </w:rPr>
-              <w:t xml:space="preserve">0.02</w:t>
-            </w:r>
-          </w:p>
-        </w:tc>
-        <w:tc>
-          <w:tcPr>
-            <w:tcW w:type="dxa" w:w="840"/>
-            <w:tcBorders>
-              <w:top w:val="single" w:color="000000" w:sz="4"/>
-              <w:left w:val="single" w:color="000000" w:sz="4"/>
-              <w:bottom w:val="single" w:color="000000" w:sz="4"/>
-              <w:right w:val="single" w:color="000000" w:sz="4"/>
-            </w:tcBorders>
-            <w:tcMar>
-              <w:top w:type="dxa" w:w="15"/>
-              <w:left w:type="dxa" w:w="50"/>
-              <w:bottom w:type="dxa" w:w="15"/>
-              <w:right w:type="dxa" w:w="50"/>
-            </w:tcMar>
-          </w:tcPr>
-          <w:p>
-            <w:pPr>
-              <w:ind w:firstLine="0"/>
-              <w:jc w:val="center"/>
-            </w:pPr>
-            <w:r>
-              <w:rPr>
-                <w:rFonts w:ascii="Times New Roman" w:cs="Times New Roman" w:eastAsia="Times New Roman" w:hAnsi="Times New Roman"/>
-                <w:b w:val="false"/>
-                <w:bCs w:val="false"/>
-                <w:sz w:val="16"/>
-                <w:szCs w:val="16"/>
-              </w:rPr>
-              <w:t xml:space="preserve">0.09</w:t>
-            </w:r>
-          </w:p>
-        </w:tc>
-        <w:tc>
-          <w:tcPr>
-            <w:tcW w:type="dxa" w:w="840"/>
-            <w:tcBorders>
-              <w:top w:val="single" w:color="000000" w:sz="4"/>
-              <w:left w:val="single" w:color="000000" w:sz="4"/>
-              <w:bottom w:val="single" w:color="000000" w:sz="4"/>
-              <w:right w:val="single" w:color="000000" w:sz="4"/>
-            </w:tcBorders>
-            <w:tcMar>
-              <w:top w:type="dxa" w:w="15"/>
-              <w:left w:type="dxa" w:w="50"/>
-              <w:bottom w:type="dxa" w:w="15"/>
-              <w:right w:type="dxa" w:w="50"/>
-            </w:tcMar>
-          </w:tcPr>
-          <w:p>
-            <w:pPr>
-              <w:ind w:firstLine="0"/>
-              <w:jc w:val="center"/>
-            </w:pPr>
-            <w:r>
-              <w:rPr>
-                <w:rFonts w:ascii="Times New Roman" w:cs="Times New Roman" w:eastAsia="Times New Roman" w:hAnsi="Times New Roman"/>
-                <w:b w:val="false"/>
-                <w:bCs w:val="false"/>
-                <w:sz w:val="16"/>
-                <w:szCs w:val="16"/>
-              </w:rPr>
-              <w:t xml:space="preserve">0.10</w:t>
-            </w:r>
-          </w:p>
-        </w:tc>
-      </w:tr>
-      <w:tr>
-        <w:tc>
-          <w:tcPr>
-            <w:tcW w:type="dxa" w:w="1700"/>
-            <w:tcBorders>
-              <w:top w:val="single" w:color="000000" w:sz="4"/>
-              <w:left w:val="single" w:color="000000" w:sz="4"/>
-              <w:bottom w:val="single" w:color="000000" w:sz="4"/>
-              <w:right w:val="single" w:color="000000" w:sz="4"/>
-            </w:tcBorders>
-            <w:tcMar>
-              <w:top w:type="dxa" w:w="15"/>
-              <w:left w:type="dxa" w:w="50"/>
-              <w:bottom w:type="dxa" w:w="15"/>
-              <w:right w:type="dxa" w:w="50"/>
-            </w:tcMar>
-          </w:tcPr>
-          <w:p>
-            <w:pPr>
-              <w:ind w:firstLine="0"/>
-              <w:jc w:val="left"/>
-            </w:pPr>
-            <w:r>
-              <w:rPr>
-                <w:rFonts w:ascii="Times New Roman" w:cs="Times New Roman" w:eastAsia="Times New Roman" w:hAnsi="Times New Roman"/>
-                <w:b w:val="false"/>
-                <w:bCs w:val="false"/>
-                <w:sz w:val="16"/>
-                <w:szCs w:val="16"/>
-              </w:rPr>
-              <w:t xml:space="preserve">Follows all rules</w:t>
-            </w:r>
-          </w:p>
-        </w:tc>
-        <w:tc>
-          <w:tcPr>
-            <w:tcW w:type="dxa" w:w="840"/>
-            <w:tcBorders>
-              <w:top w:val="single" w:color="000000" w:sz="4"/>
-              <w:left w:val="single" w:color="000000" w:sz="4"/>
-              <w:bottom w:val="single" w:color="000000" w:sz="4"/>
-              <w:right w:val="single" w:color="000000" w:sz="4"/>
-            </w:tcBorders>
-            <w:tcMar>
-              <w:top w:type="dxa" w:w="15"/>
-              <w:left w:type="dxa" w:w="50"/>
-              <w:bottom w:type="dxa" w:w="15"/>
-              <w:right w:type="dxa" w:w="50"/>
-            </w:tcMar>
-          </w:tcPr>
-          <w:p>
-            <w:pPr>
-              <w:ind w:firstLine="0"/>
-              <w:jc w:val="center"/>
-            </w:pPr>
-            <w:r>
-              <w:rPr>
-                <w:rFonts w:ascii="Times New Roman" w:cs="Times New Roman" w:eastAsia="Times New Roman" w:hAnsi="Times New Roman"/>
-                <w:b w:val="false"/>
-                <w:bCs w:val="false"/>
-                <w:sz w:val="16"/>
-                <w:szCs w:val="16"/>
-              </w:rPr>
-              <w:t xml:space="preserve">0</w:t>
-            </w:r>
-          </w:p>
-        </w:tc>
-        <w:tc>
-          <w:tcPr>
-            <w:tcW w:type="dxa" w:w="840"/>
-            <w:tcBorders>
-              <w:top w:val="single" w:color="000000" w:sz="4"/>
-              <w:left w:val="single" w:color="000000" w:sz="4"/>
-              <w:bottom w:val="single" w:color="000000" w:sz="4"/>
-              <w:right w:val="single" w:color="000000" w:sz="4"/>
-            </w:tcBorders>
-            <w:tcMar>
-              <w:top w:type="dxa" w:w="15"/>
-              <w:left w:type="dxa" w:w="50"/>
-              <w:bottom w:type="dxa" w:w="15"/>
-              <w:right w:type="dxa" w:w="50"/>
-            </w:tcMar>
-          </w:tcPr>
-          <w:p>
-            <w:pPr>
-              <w:ind w:firstLine="0"/>
-              <w:jc w:val="center"/>
-            </w:pPr>
-            <w:r>
-              <w:rPr>
-                <w:rFonts w:ascii="Times New Roman" w:cs="Times New Roman" w:eastAsia="Times New Roman" w:hAnsi="Times New Roman"/>
-                <w:b w:val="false"/>
-                <w:bCs w:val="false"/>
-                <w:sz w:val="16"/>
-                <w:szCs w:val="16"/>
-              </w:rPr>
-              <w:t xml:space="preserve">0</w:t>
-            </w:r>
-          </w:p>
-        </w:tc>
-        <w:tc>
-          <w:tcPr>
-            <w:tcW w:type="dxa" w:w="840"/>
-            <w:tcBorders>
-              <w:top w:val="single" w:color="000000" w:sz="4"/>
-              <w:left w:val="single" w:color="000000" w:sz="4"/>
-              <w:bottom w:val="single" w:color="000000" w:sz="4"/>
-              <w:right w:val="single" w:color="000000" w:sz="4"/>
-            </w:tcBorders>
-            <w:tcMar>
-              <w:top w:type="dxa" w:w="15"/>
-              <w:left w:type="dxa" w:w="50"/>
-              <w:bottom w:type="dxa" w:w="15"/>
-              <w:right w:type="dxa" w:w="50"/>
-            </w:tcMar>
-          </w:tcPr>
-          <w:p>
-            <w:pPr>
-              <w:ind w:firstLine="0"/>
-              <w:jc w:val="center"/>
-            </w:pPr>
-            <w:r>
-              <w:rPr>
-                <w:rFonts w:ascii="Times New Roman" w:cs="Times New Roman" w:eastAsia="Times New Roman" w:hAnsi="Times New Roman"/>
-                <w:b w:val="false"/>
-                <w:bCs w:val="false"/>
-                <w:sz w:val="16"/>
-                <w:szCs w:val="16"/>
-              </w:rPr>
-              <w:t xml:space="preserve">200</w:t>
-            </w:r>
-          </w:p>
-        </w:tc>
-        <w:tc>
-          <w:tcPr>
-            <w:tcW w:type="dxa" w:w="840"/>
-            <w:tcBorders>
-              <w:top w:val="single" w:color="000000" w:sz="4"/>
-              <w:left w:val="single" w:color="000000" w:sz="4"/>
-              <w:bottom w:val="single" w:color="000000" w:sz="4"/>
-              <w:right w:val="single" w:color="000000" w:sz="4"/>
-            </w:tcBorders>
-            <w:tcMar>
-              <w:top w:type="dxa" w:w="15"/>
-              <w:left w:type="dxa" w:w="50"/>
-              <w:bottom w:type="dxa" w:w="15"/>
-              <w:right w:type="dxa" w:w="50"/>
-            </w:tcMar>
-          </w:tcPr>
-          <w:p>
-            <w:pPr>
-              <w:ind w:firstLine="0"/>
-              <w:jc w:val="center"/>
-            </w:pPr>
-            <w:r>
-              <w:rPr>
-                <w:rFonts w:ascii="Times New Roman" w:cs="Times New Roman" w:eastAsia="Times New Roman" w:hAnsi="Times New Roman"/>
-                <w:b w:val="false"/>
-                <w:bCs w:val="false"/>
-                <w:sz w:val="16"/>
-                <w:szCs w:val="16"/>
-              </w:rPr>
-              <w:t xml:space="preserve">200</w:t>
-            </w:r>
-          </w:p>
-        </w:tc>
-      </w:tr>
-      <w:tr>
-        <w:tc>
-          <w:tcPr>
-            <w:tcW w:type="dxa" w:w="1700"/>
-            <w:tcBorders>
-              <w:top w:val="single" w:color="000000" w:sz="4"/>
-              <w:left w:val="single" w:color="000000" w:sz="4"/>
-              <w:bottom w:val="single" w:color="000000" w:sz="4"/>
-              <w:right w:val="single" w:color="000000" w:sz="4"/>
-            </w:tcBorders>
-            <w:tcMar>
-              <w:top w:type="dxa" w:w="15"/>
-              <w:left w:type="dxa" w:w="50"/>
-              <w:bottom w:type="dxa" w:w="15"/>
-              <w:right w:type="dxa" w:w="50"/>
-            </w:tcMar>
-          </w:tcPr>
-          <w:p>
-            <w:pPr>
-              <w:ind w:firstLine="0"/>
-              <w:jc w:val="left"/>
-            </w:pPr>
-            <w:r>
-              <w:rPr>
-                <w:rFonts w:ascii="Times New Roman" w:cs="Times New Roman" w:eastAsia="Times New Roman" w:hAnsi="Times New Roman"/>
-                <w:b w:val="false"/>
-                <w:bCs w:val="false"/>
-                <w:sz w:val="16"/>
-                <w:szCs w:val="16"/>
-              </w:rPr>
-              <w:t xml:space="preserve">Unique pieces</w:t>
-            </w:r>
-          </w:p>
-        </w:tc>
-        <w:tc>
-          <w:tcPr>
-            <w:tcW w:type="dxa" w:w="840"/>
-            <w:tcBorders>
-              <w:top w:val="single" w:color="000000" w:sz="4"/>
-              <w:left w:val="single" w:color="000000" w:sz="4"/>
-              <w:bottom w:val="single" w:color="000000" w:sz="4"/>
-              <w:right w:val="single" w:color="000000" w:sz="4"/>
-            </w:tcBorders>
-            <w:tcMar>
-              <w:top w:type="dxa" w:w="15"/>
-              <w:left w:type="dxa" w:w="50"/>
-              <w:bottom w:type="dxa" w:w="15"/>
-              <w:right w:type="dxa" w:w="50"/>
-            </w:tcMar>
-          </w:tcPr>
-          <w:p>
-            <w:pPr>
-              <w:ind w:firstLine="0"/>
-              <w:jc w:val="center"/>
-            </w:pPr>
-            <w:r>
-              <w:rPr>
-                <w:rFonts w:ascii="Times New Roman" w:cs="Times New Roman" w:eastAsia="Times New Roman" w:hAnsi="Times New Roman"/>
-                <w:b w:val="false"/>
-                <w:bCs w:val="false"/>
-                <w:sz w:val="16"/>
-                <w:szCs w:val="16"/>
-              </w:rPr>
-              <w:t xml:space="preserve">200</w:t>
-            </w:r>
-          </w:p>
-        </w:tc>
-        <w:tc>
-          <w:tcPr>
-            <w:tcW w:type="dxa" w:w="840"/>
-            <w:tcBorders>
-              <w:top w:val="single" w:color="000000" w:sz="4"/>
-              <w:left w:val="single" w:color="000000" w:sz="4"/>
-              <w:bottom w:val="single" w:color="000000" w:sz="4"/>
-              <w:right w:val="single" w:color="000000" w:sz="4"/>
-            </w:tcBorders>
-            <w:tcMar>
-              <w:top w:type="dxa" w:w="15"/>
-              <w:left w:type="dxa" w:w="50"/>
-              <w:bottom w:type="dxa" w:w="15"/>
-              <w:right w:type="dxa" w:w="50"/>
-            </w:tcMar>
-          </w:tcPr>
-          <w:p>
-            <w:pPr>
-              <w:ind w:firstLine="0"/>
-              <w:jc w:val="center"/>
-            </w:pPr>
-            <w:r>
-              <w:rPr>
-                <w:rFonts w:ascii="Times New Roman" w:cs="Times New Roman" w:eastAsia="Times New Roman" w:hAnsi="Times New Roman"/>
-                <w:b w:val="false"/>
-                <w:bCs w:val="false"/>
-                <w:sz w:val="16"/>
-                <w:szCs w:val="16"/>
-              </w:rPr>
-              <w:t xml:space="preserve">200</w:t>
-            </w:r>
-          </w:p>
-        </w:tc>
-        <w:tc>
-          <w:tcPr>
-            <w:tcW w:type="dxa" w:w="840"/>
-            <w:tcBorders>
-              <w:top w:val="single" w:color="000000" w:sz="4"/>
-              <w:left w:val="single" w:color="000000" w:sz="4"/>
-              <w:bottom w:val="single" w:color="000000" w:sz="4"/>
-              <w:right w:val="single" w:color="000000" w:sz="4"/>
-            </w:tcBorders>
-            <w:tcMar>
-              <w:top w:type="dxa" w:w="15"/>
-              <w:left w:type="dxa" w:w="50"/>
-              <w:bottom w:type="dxa" w:w="15"/>
-              <w:right w:type="dxa" w:w="50"/>
-            </w:tcMar>
-          </w:tcPr>
-          <w:p>
-            <w:pPr>
-              <w:ind w:firstLine="0"/>
-              <w:jc w:val="center"/>
-            </w:pPr>
-            <w:r>
-              <w:rPr>
-                <w:rFonts w:ascii="Times New Roman" w:cs="Times New Roman" w:eastAsia="Times New Roman" w:hAnsi="Times New Roman"/>
-                <w:b w:val="false"/>
-                <w:bCs w:val="false"/>
-                <w:sz w:val="16"/>
-                <w:szCs w:val="16"/>
-              </w:rPr>
-              <w:t xml:space="preserve">200</w:t>
-            </w:r>
-          </w:p>
-        </w:tc>
-        <w:tc>
-          <w:tcPr>
-            <w:tcW w:type="dxa" w:w="840"/>
-            <w:tcBorders>
-              <w:top w:val="single" w:color="000000" w:sz="4"/>
-              <w:left w:val="single" w:color="000000" w:sz="4"/>
-              <w:bottom w:val="single" w:color="000000" w:sz="4"/>
-              <w:right w:val="single" w:color="000000" w:sz="4"/>
-            </w:tcBorders>
-            <w:tcMar>
-              <w:top w:type="dxa" w:w="15"/>
-              <w:left w:type="dxa" w:w="50"/>
-              <w:bottom w:type="dxa" w:w="15"/>
-              <w:right w:type="dxa" w:w="50"/>
-            </w:tcMar>
-          </w:tcPr>
-          <w:p>
-            <w:pPr>
-              <w:ind w:firstLine="0"/>
-              <w:jc w:val="center"/>
-            </w:pPr>
-            <w:r>
-              <w:rPr>
-                <w:rFonts w:ascii="Times New Roman" w:cs="Times New Roman" w:eastAsia="Times New Roman" w:hAnsi="Times New Roman"/>
-                <w:b w:val="false"/>
-                <w:bCs w:val="false"/>
-                <w:sz w:val="16"/>
-                <w:szCs w:val="16"/>
-              </w:rPr>
-              <w:t xml:space="preserve">200</w:t>
-            </w:r>
-          </w:p>
-        </w:tc>
-      </w:tr>
-      <w:tr>
-        <w:tc>
-          <w:tcPr>
-            <w:tcW w:type="dxa" w:w="1700"/>
-            <w:tcBorders>
-              <w:top w:val="single" w:color="000000" w:sz="4"/>
-              <w:left w:val="single" w:color="000000" w:sz="4"/>
-              <w:bottom w:val="single" w:color="000000" w:sz="4"/>
-              <w:right w:val="single" w:color="000000" w:sz="4"/>
-            </w:tcBorders>
-            <w:tcMar>
-              <w:top w:type="dxa" w:w="15"/>
-              <w:left w:type="dxa" w:w="50"/>
-              <w:bottom w:type="dxa" w:w="15"/>
-              <w:right w:type="dxa" w:w="50"/>
-            </w:tcMar>
-          </w:tcPr>
-          <w:p>
-            <w:pPr>
-              <w:ind w:firstLine="0"/>
-              <w:jc w:val="left"/>
-            </w:pPr>
-            <w:r>
-              <w:rPr>
-                <w:rFonts w:ascii="Times New Roman" w:cs="Times New Roman" w:eastAsia="Times New Roman" w:hAnsi="Times New Roman"/>
-                <w:b w:val="false"/>
-                <w:bCs w:val="false"/>
-                <w:sz w:val="16"/>
-                <w:szCs w:val="16"/>
-              </w:rPr>
-              <w:t xml:space="preserve">Different notes (%)</w:t>
-            </w:r>
-          </w:p>
-        </w:tc>
-        <w:tc>
-          <w:tcPr>
-            <w:tcW w:type="dxa" w:w="840"/>
-            <w:tcBorders>
-              <w:top w:val="single" w:color="000000" w:sz="4"/>
-              <w:left w:val="single" w:color="000000" w:sz="4"/>
-              <w:bottom w:val="single" w:color="000000" w:sz="4"/>
-              <w:right w:val="single" w:color="000000" w:sz="4"/>
-            </w:tcBorders>
-            <w:tcMar>
-              <w:top w:type="dxa" w:w="15"/>
-              <w:left w:type="dxa" w:w="50"/>
-              <w:bottom w:type="dxa" w:w="15"/>
-              <w:right w:type="dxa" w:w="50"/>
-            </w:tcMar>
-          </w:tcPr>
-          <w:p>
-            <w:pPr>
-              <w:ind w:firstLine="0"/>
-              <w:jc w:val="center"/>
-            </w:pPr>
-            <w:r>
-              <w:rPr>
-                <w:rFonts w:ascii="Times New Roman" w:cs="Times New Roman" w:eastAsia="Times New Roman" w:hAnsi="Times New Roman"/>
-                <w:b w:val="false"/>
-                <w:bCs w:val="false"/>
-                <w:sz w:val="16"/>
-                <w:szCs w:val="16"/>
-              </w:rPr>
-              <w:t xml:space="preserve">96.0</w:t>
-            </w:r>
-          </w:p>
-        </w:tc>
-        <w:tc>
-          <w:tcPr>
-            <w:tcW w:type="dxa" w:w="840"/>
-            <w:tcBorders>
-              <w:top w:val="single" w:color="000000" w:sz="4"/>
-              <w:left w:val="single" w:color="000000" w:sz="4"/>
-              <w:bottom w:val="single" w:color="000000" w:sz="4"/>
-              <w:right w:val="single" w:color="000000" w:sz="4"/>
-            </w:tcBorders>
-            <w:tcMar>
-              <w:top w:type="dxa" w:w="15"/>
-              <w:left w:type="dxa" w:w="50"/>
-              <w:bottom w:type="dxa" w:w="15"/>
-              <w:right w:type="dxa" w:w="50"/>
-            </w:tcMar>
-          </w:tcPr>
-          <w:p>
-            <w:pPr>
-              <w:ind w:firstLine="0"/>
-              <w:jc w:val="center"/>
-            </w:pPr>
-            <w:r>
-              <w:rPr>
-                <w:rFonts w:ascii="Times New Roman" w:cs="Times New Roman" w:eastAsia="Times New Roman" w:hAnsi="Times New Roman"/>
-                <w:b w:val="false"/>
-                <w:bCs w:val="false"/>
-                <w:sz w:val="16"/>
-                <w:szCs w:val="16"/>
-              </w:rPr>
-              <w:t xml:space="preserve">93.3</w:t>
-            </w:r>
-          </w:p>
-        </w:tc>
-        <w:tc>
-          <w:tcPr>
-            <w:tcW w:type="dxa" w:w="840"/>
-            <w:tcBorders>
-              <w:top w:val="single" w:color="000000" w:sz="4"/>
-              <w:left w:val="single" w:color="000000" w:sz="4"/>
-              <w:bottom w:val="single" w:color="000000" w:sz="4"/>
-              <w:right w:val="single" w:color="000000" w:sz="4"/>
-            </w:tcBorders>
-            <w:tcMar>
-              <w:top w:type="dxa" w:w="15"/>
-              <w:left w:type="dxa" w:w="50"/>
-              <w:bottom w:type="dxa" w:w="15"/>
-              <w:right w:type="dxa" w:w="50"/>
-            </w:tcMar>
-          </w:tcPr>
-          <w:p>
-            <w:pPr>
-              <w:ind w:firstLine="0"/>
-              <w:jc w:val="center"/>
-            </w:pPr>
-            <w:r>
-              <w:rPr>
-                <w:rFonts w:ascii="Times New Roman" w:cs="Times New Roman" w:eastAsia="Times New Roman" w:hAnsi="Times New Roman"/>
-                <w:b w:val="false"/>
-                <w:bCs w:val="false"/>
-                <w:sz w:val="16"/>
-                <w:szCs w:val="16"/>
-              </w:rPr>
-              <w:t xml:space="preserve">90.0</w:t>
-            </w:r>
-          </w:p>
-        </w:tc>
-        <w:tc>
-          <w:tcPr>
-            <w:tcW w:type="dxa" w:w="840"/>
-            <w:tcBorders>
-              <w:top w:val="single" w:color="000000" w:sz="4"/>
-              <w:left w:val="single" w:color="000000" w:sz="4"/>
-              <w:bottom w:val="single" w:color="000000" w:sz="4"/>
-              <w:right w:val="single" w:color="000000" w:sz="4"/>
-            </w:tcBorders>
-            <w:tcMar>
-              <w:top w:type="dxa" w:w="15"/>
-              <w:left w:type="dxa" w:w="50"/>
-              <w:bottom w:type="dxa" w:w="15"/>
-              <w:right w:type="dxa" w:w="50"/>
-            </w:tcMar>
-          </w:tcPr>
-          <w:p>
-            <w:pPr>
-              <w:ind w:firstLine="0"/>
-              <w:jc w:val="center"/>
-            </w:pPr>
-            <w:r>
-              <w:rPr>
-                <w:rFonts w:ascii="Times New Roman" w:cs="Times New Roman" w:eastAsia="Times New Roman" w:hAnsi="Times New Roman"/>
-                <w:b w:val="false"/>
-                <w:bCs w:val="false"/>
-                <w:sz w:val="16"/>
-                <w:szCs w:val="16"/>
-              </w:rPr>
-              <w:t xml:space="preserve">88.6</w:t>
-            </w:r>
-          </w:p>
-        </w:tc>
-      </w:tr>
-    </w:tbl>
-    <w:p>
-      <w:pPr>
-        <w:spacing w:after="60"/>
-      </w:pPr>
-    </w:p>
-    <w:p>
-      <w:r>
-        <w:rPr>
-          <w:rFonts w:ascii="Times New Roman" w:cs="Times New Roman" w:eastAsia="Times New Roman" w:hAnsi="Times New Roman"/>
-          <w:sz w:val="20"/>
-          <w:szCs w:val="20"/>
-        </w:rPr>
-        <w:t xml:space="preserve">Table II gives the PCG checks. Versions C and D followed all of their rules in all 200 pieces, while A and B never did. Every piece of every version was unique, and two D pieces differ at 88.6% of note positions against 96.0% for random notes, so adding the rules only lowered the variety a little. Each piece takes about 0.1 ms to build, far less than its 19.2 s length.</w:t>
-      </w:r>
-    </w:p>
-    <w:p>
-      <w:r>
-        <w:rPr>
-          <w:rFonts w:ascii="Times New Roman" w:cs="Times New Roman" w:eastAsia="Times New Roman" w:hAnsi="Times New Roman"/>
-          <w:sz w:val="20"/>
-          <w:szCs w:val="20"/>
-        </w:rPr>
-        <w:t xml:space="preserve">Two checks support the setup. With 25 pieces the margin of error for the share of small moves is about 3 to 4 points, at 200 it is about 1, and 400 pieces improve it only slightly, while the order of the versions is the same at every size. For the step weights, making every move equally likely raises the average move to 3.6 semitones and lowers small moves to 38%, while allowing only single steps gives 98% small moves but shrinks the range from 18.1 to 12.4 semitones, so the melody barely travels. The chosen weights are in between the two.</w:t>
+        <w:t xml:space="preserve">Fig. 1.  The generated pattern for each level. Each block is one beat; blocks on the upper row are the high C and blocks on the lower row are the low C. The alternation is visible as a zig-zag, and the random repeats appear as two adjacent blocks on the same row.</w:t>
       </w:r>
     </w:p>
     <w:p>
@@ -2662,7 +1393,7 @@
           <w:sz w:val="20"/>
           <w:szCs w:val="20"/>
         </w:rPr>
-        <w:t xml:space="preserve">Each rule fixed one problem that could be measured. The scale fixed wrong notes, the weighted walk fixed the big jumps, the rhythm rules fixed notes crossing bar lines and the endings, and the chord rule made the melody fit the chords. Together they make a generator that a game could use for background music, since it is fast, follows its rules every time and still makes a different piece for every seed. The main limitation is that the measures only describe structure, not whether the music sounds good, so a listening test with players would be the next step. All pieces also share one key, tempo and chord loop. Future work could offer minor keys and other progressions as designer controls, repeat short motifs to give longer pieces shape, and let the music react to events in the game [2].</w:t>
+        <w:t xml:space="preserve">A generator built from two pitches, one probability and one input produces music that is different on every level and that audibly tracks difficulty. The cost is low: one source file, no dependencies, a few milliseconds per piece, and a game that stores a level number instead of an audio file. The limitations follow directly from the design. With only two pitches there is no melody in any meaningful sense, and the output is better described as an adaptive rhythmic pulse than as a tune. Nothing was evaluated with listeners, so the claim that faster music feels harder rests on convention rather than evidence. Useful next steps would be to add a small set of pitches so that the generator can imply a key, to vary the percussion as well as the tempo, and to drive the difficulty input from live game state rather than from the level number, in the manner of the adaptive pacing used in Left 4 Dead [2].</w:t>
       </w:r>
     </w:p>
     <w:p>
@@ -2911,102 +1642,6 @@
           <w:szCs w:val="16"/>
         </w:rPr>
         <w:t xml:space="preserve">, vol. 22, no. 2, pp. 175-187, 1989.</w:t>
-      </w:r>
-    </w:p>
-    <w:p>
-      <w:pPr>
-        <w:tabs>
-          <w:tab w:val="left" w:pos="360"/>
-        </w:tabs>
-        <w:spacing w:after="20"/>
-        <w:ind w:left="360" w:hanging="360" w:firstLine="0"/>
-        <w:jc w:val="both"/>
-      </w:pPr>
-      <w:r>
-        <w:rPr>
-          <w:rFonts w:ascii="Times New Roman" w:cs="Times New Roman" w:eastAsia="Times New Roman" w:hAnsi="Times New Roman"/>
-          <w:sz w:val="16"/>
-          <w:szCs w:val="16"/>
-        </w:rPr>
-        <w:t xml:space="preserve">[6]	</w:t>
-      </w:r>
-      <w:r>
-        <w:rPr>
-          <w:rFonts w:ascii="Times New Roman" w:cs="Times New Roman" w:eastAsia="Times New Roman" w:hAnsi="Times New Roman"/>
-          <w:i w:val="false"/>
-          <w:iCs w:val="false"/>
-          <w:sz w:val="16"/>
-          <w:szCs w:val="16"/>
-        </w:rPr>
-        <w:t xml:space="preserve">P. G. Vos and J. M. Troost, “Ascending and descending melodic intervals: Statistical findings and their perceptual relevance,” </w:t>
-      </w:r>
-      <w:r>
-        <w:rPr>
-          <w:rFonts w:ascii="Times New Roman" w:cs="Times New Roman" w:eastAsia="Times New Roman" w:hAnsi="Times New Roman"/>
-          <w:i/>
-          <w:iCs/>
-          <w:sz w:val="16"/>
-          <w:szCs w:val="16"/>
-        </w:rPr>
-        <w:t xml:space="preserve">Music Perception</w:t>
-      </w:r>
-      <w:r>
-        <w:rPr>
-          <w:rFonts w:ascii="Times New Roman" w:cs="Times New Roman" w:eastAsia="Times New Roman" w:hAnsi="Times New Roman"/>
-          <w:i w:val="false"/>
-          <w:iCs w:val="false"/>
-          <w:sz w:val="16"/>
-          <w:szCs w:val="16"/>
-        </w:rPr>
-        <w:t xml:space="preserve">, vol. 6, pp. 383-396, 1989.</w:t>
-      </w:r>
-    </w:p>
-    <w:p>
-      <w:pPr>
-        <w:tabs>
-          <w:tab w:val="left" w:pos="360"/>
-        </w:tabs>
-        <w:spacing w:after="20"/>
-        <w:ind w:left="360" w:hanging="360" w:firstLine="0"/>
-        <w:jc w:val="both"/>
-      </w:pPr>
-      <w:r>
-        <w:rPr>
-          <w:rFonts w:ascii="Times New Roman" w:cs="Times New Roman" w:eastAsia="Times New Roman" w:hAnsi="Times New Roman"/>
-          <w:sz w:val="16"/>
-          <w:szCs w:val="16"/>
-        </w:rPr>
-        <w:t xml:space="preserve">[7]	</w:t>
-      </w:r>
-      <w:r>
-        <w:rPr>
-          <w:rFonts w:ascii="Times New Roman" w:cs="Times New Roman" w:eastAsia="Times New Roman" w:hAnsi="Times New Roman"/>
-          <w:i w:val="false"/>
-          <w:iCs w:val="false"/>
-          <w:sz w:val="16"/>
-          <w:szCs w:val="16"/>
-        </w:rPr>
-        <w:t xml:space="preserve">G. Smith and J. Whitehead, “Analyzing the expressive range of a level generator,” in </w:t>
-      </w:r>
-      <w:r>
-        <w:rPr>
-          <w:rFonts w:ascii="Times New Roman" w:cs="Times New Roman" w:eastAsia="Times New Roman" w:hAnsi="Times New Roman"/>
-          <w:i/>
-          <w:iCs/>
-          <w:sz w:val="16"/>
-          <w:szCs w:val="16"/>
-        </w:rPr>
-        <w:t xml:space="preserve">Proc. Workshop Procedural Content Generation in Games (PCGames)</w:t>
-      </w:r>
-      <w:r>
-        <w:rPr>
-          <w:rFonts w:ascii="Times New Roman" w:cs="Times New Roman" w:eastAsia="Times New Roman" w:hAnsi="Times New Roman"/>
-          <w:i w:val="false"/>
-          <w:iCs w:val="false"/>
-          <w:sz w:val="16"/>
-          <w:szCs w:val="16"/>
-        </w:rPr>
-        <w:t xml:space="preserve">, Monterey, CA, USA, 2010, pp. 1-7.</w:t>
       </w:r>
     </w:p>
     <w:sectPr>

--- a/Music_Report.docx
+++ b/Music_Report.docx
@@ -161,7 +161,7 @@
           <w:sz w:val="20"/>
           <w:szCs w:val="20"/>
         </w:rPr>
-        <w:t xml:space="preserve">A generator that only alternates would produce the same piece every time. On each beat the generator therefore rolls a random number and, with probability 0.25, keeps the current pitch instead of swapping. A repeat shifts the phase of the alternation, so a run such as low, high, low, low, high is produced and the regular pulse is broken in a different place on every level. The random number generator is seeded with the level number, so a level always receives the same music while different levels receive different music.</w:t>
+        <w:t xml:space="preserve">A generator that only alternates would produce the same piece every time. On each beat the generator therefore draws a whole number from 0 to 99 and, when it falls below 25, keeps the current pitch instead of swapping. A repeat shifts the phase of the alternation, so a run such as low, high, low, low, high is produced and the regular pulse is broken in a different place on every level. The random number generator is seeded with the level number, so a level always receives the same music while different levels receive different music.</w:t>
       </w:r>
     </w:p>
     <w:p>
@@ -225,7 +225,7 @@
           <w:sz w:val="20"/>
           <w:szCs w:val="20"/>
         </w:rPr>
-        <w:t xml:space="preserve">The generator is a single Java class of roughly 230 lines. MIDI files are written with javax.sound.midi and the figure is drawn with java.awt, both of which are part of the standard library, so the program compiles and runs with no external dependencies. Each level is written as a two-track MIDI file, one track for the melody and one for percussion, which opens in any digital audio workstation. A complete run writes five MIDI files and one figure in under a second.</w:t>
+        <w:t xml:space="preserve">The generator is a single Java class of roughly 210 lines. MIDI files are written with javax.sound.midi and the figure is drawn with java.awt, both of which are part of the standard library, so the program compiles and runs with no external dependencies. Arithmetic is kept to whole numbers wherever possible, including the tempo interpolation and the repeat decision, so the code reads without type conversions. Each level is written as a two-track MIDI file, one track for the melody and one for percussion, which opens in any digital audio workstation. A complete run writes five MIDI files and one figure in under a second.</w:t>
       </w:r>
     </w:p>
     <w:p>
@@ -623,7 +623,7 @@
                 <w:sz w:val="16"/>
                 <w:szCs w:val="16"/>
               </w:rPr>
-              <w:t xml:space="preserve">8</w:t>
+              <w:t xml:space="preserve">7</w:t>
             </w:r>
           </w:p>
         </w:tc>
@@ -790,7 +790,7 @@
                 <w:sz w:val="16"/>
                 <w:szCs w:val="16"/>
               </w:rPr>
-              <w:t xml:space="preserve">9</w:t>
+              <w:t xml:space="preserve">7</w:t>
             </w:r>
           </w:p>
         </w:tc>
@@ -957,7 +957,7 @@
                 <w:sz w:val="16"/>
                 <w:szCs w:val="16"/>
               </w:rPr>
-              <w:t xml:space="preserve">8</w:t>
+              <w:t xml:space="preserve">6</w:t>
             </w:r>
           </w:p>
         </w:tc>
@@ -1124,7 +1124,7 @@
                 <w:sz w:val="16"/>
                 <w:szCs w:val="16"/>
               </w:rPr>
-              <w:t xml:space="preserve">7</w:t>
+              <w:t xml:space="preserve">8</w:t>
             </w:r>
           </w:p>
         </w:tc>
@@ -1291,7 +1291,7 @@
                 <w:sz w:val="16"/>
                 <w:szCs w:val="16"/>
               </w:rPr>
-              <w:t xml:space="preserve">8</w:t>
+              <w:t xml:space="preserve">14</w:t>
             </w:r>
           </w:p>
         </w:tc>
@@ -1309,7 +1309,7 @@
           <w:sz w:val="20"/>
           <w:szCs w:val="20"/>
         </w:rPr>
-        <w:t xml:space="preserve">Table I shows the effect of the difficulty input. The tempo rises linearly from 80 to 200 beats per minute, which shortens the same thirty-two note pattern from 24.0 s to 9.6 s and raises the note rate from 1.33 to 3.33 notes per second, a factor of 2.5. The number of repeated pitches stays between seven and nine across the five levels, close to the 7.75 expected from a repeat probability of 0.25 over thirty-one transitions, which confirms that the randomness is independent of the difficulty setting: the levels differ in speed, not in how irregular they sound. Fig. 1 shows the resulting patterns.</w:t>
+        <w:t xml:space="preserve">Table I shows the effect of the difficulty input. The tempo rises linearly from 80 to 200 beats per minute, which shortens the same thirty-two note pattern from 24.0 s to 9.6 s and raises the note rate from 1.33 to 3.33 notes per second, a factor of 2.5. The number of repeated pitches ranges from 6 to 14 with a mean of 8.4, against the 7.75 expected from a repeat probability of 0.25 over thirty-one transitions. With only thirty-one decisions per level that spread is ordinary sampling variation rather than an effect of difficulty: the repeat probability is a constant and is never read from the level number, so the levels differ in speed alone. Fig. 1 shows the resulting patterns.</w:t>
       </w:r>
     </w:p>
     <w:p>

--- a/Music_Report.docx
+++ b/Music_Report.docx
@@ -35,7 +35,9 @@
           <w:sz w:val="20"/>
           <w:szCs w:val="20"/>
         </w:rPr>
-        <w:t xml:space="preserve">COMP 4980, Portfolio Element 2</w:t>
+        <w:t xml:space="preserve">Samar Khajuria, T00714740</w:t>
+        <w:br/>
+        <w:t xml:space="preserve">COMP 4980, Portfolio Element 2 — Category 3: Computationally Generated Music</w:t>
       </w:r>
     </w:p>
     <w:p>
@@ -54,7 +56,7 @@
           <w:sz w:val="18"/>
           <w:szCs w:val="18"/>
         </w:rPr>
-        <w:t xml:space="preserve">Abstract: Procedural content generation (PCG) lets a game build its own content so that no two plays are identical, and background music is a natural target. This paper presents a deliberately minimal generator, written in Java with no external libraries, that composes level music from only two pitches. The melody alternates between a low C and a high C, with a fixed probability of repeating a pitch instead of alternating, which makes every level a different pattern. A percussion track marks each beat. The single input from the game is the difficulty level, which sets the tempo: level one plays at 80 beats per minute and level five at 200, so the same thirty-two note pattern lasts 24.0 s on the easiest level and 9.6 s on the hardest. The generator produces a playable MIDI file per level in a few milliseconds, and a game need store only the level number rather than an audio file.</w:t>
+        <w:t xml:space="preserve">Abstract—Procedural content generation (PCG) lets a game build its own content so that no two plays are identical, and background music is a natural target. This paper presents a deliberately minimal generator, written in Java with no external libraries, that composes level music from only two pitches. The melody alternates between a low C and a high C, with a fixed probability of repeating a pitch instead of alternating, which makes every level a different pattern. A percussion track marks each beat. The single input from the game is the difficulty level, which sets the tempo: level one plays at 80 beats per minute and level five at 200, so the same thirty-two-note pattern lasts 24.0 s on the easiest level and 9.6 s on the hardest. The generator produces a playable MIDI file per level in a few milliseconds, and a game need store only the level number rather than an audio file.</w:t>
       </w:r>
     </w:p>
     <w:p>
@@ -73,7 +75,7 @@
           <w:sz w:val="18"/>
           <w:szCs w:val="18"/>
         </w:rPr>
-        <w:t xml:space="preserve">Keywords: procedural content generation, game music, adaptive audio, MIDI, Java</w:t>
+        <w:t xml:space="preserve">Index Terms—procedural content generation, game music, adaptive audio, MIDI, Java</w:t>
       </w:r>
     </w:p>
     <w:p>
@@ -203,7 +205,7 @@
           <w:sz w:val="20"/>
           <w:szCs w:val="20"/>
         </w:rPr>
-        <w:t xml:space="preserve">The generator takes one input from the game: the level number. The level is converted to a value between zero and one and used to interpolate linearly between a slow tempo of 80 beats per minute on level one and a fast tempo of 200 on level five. Because every piece contains the same thirty-two notes, raising the tempo shortens the piece and raises the note rate in proportion. No other musical parameter changes, so the levels remain recognisably the same piece of music played with increasing urgency.</w:t>
+        <w:t xml:space="preserve">The generator takes one input from the game: the level number. Level one plays at a base tempo of 80 beats per minute and each level above it adds a fixed increment of 30, so level five plays at 200. Because every piece contains the same thirty-two notes, raising the tempo shortens the piece and raises the note rate in proportion. No other musical parameter changes, so the levels remain recognisably the same piece played with increasing urgency. In the taxonomy of Shaker et al. [1] the generator is stochastic, constructive and automatic, and because its output follows the state of the game rather than a seed alone, it is adaptive rather than generic.</w:t>
       </w:r>
     </w:p>
     <w:p>
@@ -225,7 +227,7 @@
           <w:sz w:val="20"/>
           <w:szCs w:val="20"/>
         </w:rPr>
-        <w:t xml:space="preserve">The generator is a single Java class of roughly 210 lines. MIDI files are written with javax.sound.midi and the figure is drawn with java.awt, both of which are part of the standard library, so the program compiles and runs with no external dependencies. Arithmetic is kept to whole numbers wherever possible, including the tempo interpolation and the repeat decision, so the code reads without type conversions. Each level is written as a two-track MIDI file, one track for the melody and one for percussion, which opens in any digital audio workstation. A complete run writes five MIDI files and one figure in under a second.</w:t>
+        <w:t xml:space="preserve">The generator is a single Java class of roughly 220 lines. MIDI files are written with javax.sound.midi and the figure is drawn with java.awt, both part of the standard library, so the program compiles and runs with no external dependencies. Arithmetic is kept to whole numbers wherever possible, including the tempo calculation and the repeat decision, so the code reads without type conversions. Each level is written as a two-track MIDI file, one for the melody and one for percussion, which opens in any digital audio workstation. A complete run writes five MIDI files and one figure in under a second.</w:t>
       </w:r>
     </w:p>
     <w:p>
@@ -1309,7 +1311,7 @@
           <w:sz w:val="20"/>
           <w:szCs w:val="20"/>
         </w:rPr>
-        <w:t xml:space="preserve">Table I shows the effect of the difficulty input. The tempo rises linearly from 80 to 200 beats per minute, which shortens the same thirty-two note pattern from 24.0 s to 9.6 s and raises the note rate from 1.33 to 3.33 notes per second, a factor of 2.5. The number of repeated pitches ranges from 6 to 14 with a mean of 8.4, against the 7.75 expected from a repeat probability of 0.25 over thirty-one transitions. With only thirty-one decisions per level that spread is ordinary sampling variation rather than an effect of difficulty: the repeat probability is a constant and is never read from the level number, so the levels differ in speed alone. Fig. 1 shows the resulting patterns.</w:t>
+        <w:t xml:space="preserve">Table I shows the effect of the difficulty input. The tempo rises linearly from 80 to 200 beats per minute, which shortens the same thirty-two-note pattern from 24.0 s to 9.6 s and raises the note rate from 1.33 to 3.33 notes per second, a factor of 2.5. The number of repeated pitches ranges from 6 to 14 with a mean of 8.4, against the 7.75 expected from a repeat probability of 0.25 over thirty-one transitions. With only thirty-one decisions per level that spread is ordinary sampling variation rather than an effect of difficulty: the repeat probability is a constant and is never read from the level number, so the levels differ in speed alone. Fig. 1 shows the resulting patterns.</w:t>
       </w:r>
     </w:p>
     <w:p>
@@ -1641,7 +1643,7 @@
           <w:sz w:val="16"/>
           <w:szCs w:val="16"/>
         </w:rPr>
-        <w:t xml:space="preserve">, vol. 22, no. 2, pp. 175-187, 1989.</w:t>
+        <w:t xml:space="preserve">, vol. 22, no. 2, pp. 175–187, 1989.</w:t>
       </w:r>
     </w:p>
     <w:sectPr>

--- a/Music_Report.docx
+++ b/Music_Report.docx
@@ -37,7 +37,7 @@
         </w:rPr>
         <w:t xml:space="preserve">Samar Khajuria, T00714740</w:t>
         <w:br/>
-        <w:t xml:space="preserve">COMP 4980, Portfolio Element 2 — Category 3: Computationally Generated Music</w:t>
+        <w:t xml:space="preserve">COMP 4980 — Category 3: Computationally Generated Music</w:t>
       </w:r>
     </w:p>
     <w:p>

--- a/Music_Report.docx
+++ b/Music_Report.docx
@@ -35,9 +35,10 @@
           <w:sz w:val="20"/>
           <w:szCs w:val="20"/>
         </w:rPr>
+        <w:br/>
         <w:t xml:space="preserve">Samar Khajuria, T00714740</w:t>
         <w:br/>
-        <w:t xml:space="preserve">COMP 4980 — Category 3: Computationally Generated Music</w:t>
+        <w:t xml:space="preserve">COMP 4980, Category 3: Computationally Generated Music</w:t>
       </w:r>
     </w:p>
     <w:p>
@@ -56,7 +57,7 @@
           <w:sz w:val="18"/>
           <w:szCs w:val="18"/>
         </w:rPr>
-        <w:t xml:space="preserve">Abstract—Procedural content generation (PCG) lets a game build its own content so that no two plays are identical, and background music is a natural target. This paper presents a deliberately minimal generator, written in Java with no external libraries, that composes level music from only two pitches. The melody alternates between a low C and a high C, with a fixed probability of repeating a pitch instead of alternating, which makes every level a different pattern. A percussion track marks each beat. The single input from the game is the difficulty level, which sets the tempo: level one plays at 80 beats per minute and level five at 200, so the same thirty-two-note pattern lasts 24.0 s on the easiest level and 9.6 s on the hardest. The generator produces a playable MIDI file per level in a few milliseconds, and a game need store only the level number rather than an audio file.</w:t>
+        <w:t xml:space="preserve">Abstract—Procedural content generation (PCG) lets a game build its own content, so that no two plays are the same. Background music is a good target for this. This paper presents a very small generator, written in Java with no outside libraries, that makes the music for each level out of only two notes. The melody mostly swaps between a low C and a high C. On each beat there is a fixed chance that it repeats the note instead of swapping, and that is what makes every level different. A drum track marks each beat. The only input from the game is the difficulty level, which sets the speed. Level one plays at 80 beats per minute and level five plays at 200, so the same thirty-two-note pattern lasts 24.0 s on the easiest level and 9.6 s on the hardest. The generator writes a playable MIDI file for each level in a few milliseconds, so a game only needs to store the level number instead of an audio file.</w:t>
       </w:r>
     </w:p>
     <w:p>
@@ -97,7 +98,7 @@
           <w:sz w:val="20"/>
           <w:szCs w:val="20"/>
         </w:rPr>
-        <w:t xml:space="preserve">Procedural content generation builds game content with algorithms rather than by hand, so that each play can differ [1]. Music is a good candidate, because a conventional soundtrack plays identically every time a level is replayed, while generated music can change on every run and can respond to what the player is doing [2]. Using computers to compose is not new: Hiller and Isaacson produced the Illiac Suite from rules and random choices in the 1950s [3], and later systems use Markov models, grammars and other algorithms [4].</w:t>
+        <w:t xml:space="preserve">Procedural content generation builds game content with algorithms instead of by hand, so that each play can be different [1]. Music is a good fit for this. A normal soundtrack plays the same way every time a level is replayed, but generated music can change on every run and can react to what the player is doing [2]. Using computers to compose is not new. Hiller and Isaacson made the Illiac Suite from rules and random choices in the 1950s [3], and later systems use Markov models, grammars and other algorithms [4].</w:t>
       </w:r>
     </w:p>
     <w:p>
@@ -107,7 +108,7 @@
           <w:sz w:val="20"/>
           <w:szCs w:val="20"/>
         </w:rPr>
-        <w:t xml:space="preserve">Most generative music systems aim for musical richness. This project asks the opposite question: what is the smallest generator that still produces usable, varying game music that reacts to the game? The answer presented here uses two pitches, one probability and one input from the game. Keeping the system this small makes every design decision visible and makes the link between game state and musical output easy to demonstrate.</w:t>
+        <w:t xml:space="preserve">Most systems that generate music try to make it rich and varied. This project asks the opposite question. What is the smallest generator that still makes useful game music and still reacts to the game? The answer here uses two notes, one chance value and one input from the game. Keeping it this small makes every design choice easy to see, and it makes the link between the game and the music easy to show.</w:t>
       </w:r>
     </w:p>
     <w:p>
@@ -141,7 +142,7 @@
           <w:sz w:val="20"/>
           <w:szCs w:val="20"/>
         </w:rPr>
-        <w:t xml:space="preserve">The melody uses only two pitches: MIDI note 60, middle C, and MIDI note 72, the C one octave above it. Each piece is thirty-two notes long and plays one note per beat. The generator keeps a current pitch, writes it down, and then decides the next one. The default behaviour is to swap to the other pitch, which produces a regular alternation of low, high, low, high. Because the two pitches are an octave apart they are the same note name, so the alternation is always consonant and no key or scale has to be defined.</w:t>
+        <w:t xml:space="preserve">The melody uses only two notes. One is MIDI note 60, which is middle C. The other is MIDI note 72, which is the C one octave higher. Each piece is thirty-two notes long and plays one note per beat. The generator keeps track of the current note, writes it down, and then picks the next one. Normally it swaps to the other note, which gives a steady pattern of low, high, low, high. The two notes are an octave apart, so they have the same note name and always sound right together. This means no key or scale has to be defined.</w:t>
       </w:r>
     </w:p>
     <w:p>
@@ -163,7 +164,7 @@
           <w:sz w:val="20"/>
           <w:szCs w:val="20"/>
         </w:rPr>
-        <w:t xml:space="preserve">A generator that only alternates would produce the same piece every time. On each beat the generator therefore draws a whole number from 0 to 99 and, when it falls below 25, keeps the current pitch instead of swapping. A repeat shifts the phase of the alternation, so a run such as low, high, low, low, high is produced and the regular pulse is broken in a different place on every level. The random number generator is seeded with the level number, so a level always receives the same music while different levels receive different music.</w:t>
+        <w:t xml:space="preserve">A generator that only swaps would make the same piece every time. To stop that, the generator rolls a whole number from 0 to 99 on each beat. If that number is under 25, it keeps the current note instead of swapping. A repeat shifts the pattern onto the opposite foot, so a run such as low, high, low, low, high appears and the steady pulse breaks in a different place on every level. The random number generator starts from the level number, so each level always gets the same music back, while different levels get different music.</w:t>
       </w:r>
     </w:p>
     <w:p>
@@ -173,7 +174,7 @@
           <w:sz w:val="20"/>
           <w:szCs w:val="20"/>
         </w:rPr>
-        <w:t xml:space="preserve">This is a two-state Markov process: the next pitch depends only on the current one, with a 0.75 chance of changing state and a 0.25 chance of remaining [5]. The repeat probability is the single parameter controlling how regular the output sounds. A value of zero yields a perfectly periodic pattern, while larger values increasingly obscure the pulse.</w:t>
+        <w:t xml:space="preserve">This is a two-state Markov process. The next note depends only on the current one, with a 0.75 chance of changing and a 0.25 chance of staying [5]. The repeat chance is the one setting that controls how regular the music sounds. A value of zero gives a perfectly even pattern. Larger values break up the pulse more often.</w:t>
       </w:r>
     </w:p>
     <w:p>
@@ -183,7 +184,7 @@
           <w:sz w:val="20"/>
           <w:szCs w:val="20"/>
         </w:rPr>
-        <w:t xml:space="preserve">A percussion track plays a bass drum on every beat on MIDI channel 10. The drum is constant across levels, so it establishes the pulse against which the melodic repeats are heard as variation rather than as noise.</w:t>
+        <w:t xml:space="preserve">A drum track plays a bass drum on every beat on MIDI channel 10. The drum is the same on every level, so it sets a steady pulse. The melody repeats are then heard as variation against that pulse rather than as noise.</w:t>
       </w:r>
     </w:p>
     <w:p>
@@ -205,7 +206,7 @@
           <w:sz w:val="20"/>
           <w:szCs w:val="20"/>
         </w:rPr>
-        <w:t xml:space="preserve">The generator takes one input from the game: the level number. Level one plays at a base tempo of 80 beats per minute and each level above it adds a fixed increment of 30, so level five plays at 200. Because every piece contains the same thirty-two notes, raising the tempo shortens the piece and raises the note rate in proportion. No other musical parameter changes, so the levels remain recognisably the same piece played with increasing urgency. In the taxonomy of Shaker et al. [1] the generator is stochastic, constructive and automatic, and because its output follows the state of the game rather than a seed alone, it is adaptive rather than generic.</w:t>
+        <w:t xml:space="preserve">The generator takes one input from the game, which is the level number. Level one plays at a base speed of 80 beats per minute. Every level above that adds a fixed step of 30, so level five plays at 200. Every piece has the same thirty-two notes, so raising the speed makes the piece shorter and raises the note rate by the same amount. Nothing else about the music changes, so the levels still sound like the same piece played with more urgency. In the taxonomy of Shaker et al. [1] this generator is stochastic, constructive and automatic. It is also adaptive rather than generic, because its output follows the state of the game and not just a random seed.</w:t>
       </w:r>
     </w:p>
     <w:p>
@@ -227,7 +228,7 @@
           <w:sz w:val="20"/>
           <w:szCs w:val="20"/>
         </w:rPr>
-        <w:t xml:space="preserve">The generator is a single Java class of roughly 220 lines. MIDI files are written with javax.sound.midi and the figure is drawn with java.awt, both part of the standard library, so the program compiles and runs with no external dependencies. Arithmetic is kept to whole numbers wherever possible, including the tempo calculation and the repeat decision, so the code reads without type conversions. Each level is written as a two-track MIDI file, one for the melody and one for percussion, which opens in any digital audio workstation. A complete run writes five MIDI files and one figure in under a second.</w:t>
+        <w:t xml:space="preserve">The generator is a single Java class of about 220 lines. MIDI files are written with javax.sound.midi and the figure is drawn with java.awt. Both of these come with Java, so the program builds and runs with no outside libraries. The arithmetic uses whole numbers wherever possible, including the speed calculation and the repeat decision, so the code reads without type conversions. Each level is written as a MIDI file with two tracks, one for the melody and one for the drum, and it opens in any music program. A full run writes five MIDI files and one figure in under a second.</w:t>
       </w:r>
     </w:p>
     <w:p>
@@ -1311,7 +1312,7 @@
           <w:sz w:val="20"/>
           <w:szCs w:val="20"/>
         </w:rPr>
-        <w:t xml:space="preserve">Table I shows the effect of the difficulty input. The tempo rises linearly from 80 to 200 beats per minute, which shortens the same thirty-two-note pattern from 24.0 s to 9.6 s and raises the note rate from 1.33 to 3.33 notes per second, a factor of 2.5. The number of repeated pitches ranges from 6 to 14 with a mean of 8.4, against the 7.75 expected from a repeat probability of 0.25 over thirty-one transitions. With only thirty-one decisions per level that spread is ordinary sampling variation rather than an effect of difficulty: the repeat probability is a constant and is never read from the level number, so the levels differ in speed alone. Fig. 1 shows the resulting patterns.</w:t>
+        <w:t xml:space="preserve">Table I shows what the difficulty input does. The speed rises evenly from 80 to 200 beats per minute. That shortens the same thirty-two-note pattern from 24.0 s to 9.6 s and raises the note rate from 1.33 to 3.33 notes per second, which is a factor of 2.5. The number of repeated notes ranges from 6 to 14, with a mean of 8.4. A repeat chance of 0.25 over thirty-one decisions gives an expected value of 7.75. With only thirty-one decisions per level, that spread is normal randomness and not an effect of difficulty. The repeat chance is a constant and is never read from the level number, so the levels differ in speed alone. Fig. 1 shows the patterns.</w:t>
       </w:r>
     </w:p>
     <w:p>
@@ -1373,7 +1374,7 @@
           <w:sz w:val="16"/>
           <w:szCs w:val="16"/>
         </w:rPr>
-        <w:t xml:space="preserve">Fig. 1.  The generated pattern for each level. Each block is one beat; blocks on the upper row are the high C and blocks on the lower row are the low C. The alternation is visible as a zig-zag, and the random repeats appear as two adjacent blocks on the same row.</w:t>
+        <w:t xml:space="preserve">Fig. 1.  The pattern for each level. Each block is one beat. Blocks on the upper row are the high C and blocks on the lower row are the low C. The swapping shows up as a zig-zag, and the random repeats show up as two blocks next to each other on the same row.</w:t>
       </w:r>
     </w:p>
     <w:p>
@@ -1395,7 +1396,7 @@
           <w:sz w:val="20"/>
           <w:szCs w:val="20"/>
         </w:rPr>
-        <w:t xml:space="preserve">A generator built from two pitches, one probability and one input produces music that is different on every level and that audibly tracks difficulty. The cost is low: one source file, no dependencies, a few milliseconds per piece, and a game that stores a level number instead of an audio file. The limitations follow directly from the design. With only two pitches there is no melody in any meaningful sense, and the output is better described as an adaptive rhythmic pulse than as a tune. Nothing was evaluated with listeners, so the claim that faster music feels harder rests on convention rather than evidence. Useful next steps would be to add a small set of pitches so that the generator can imply a key, to vary the percussion as well as the tempo, and to drive the difficulty input from live game state rather than from the level number, in the manner of the adaptive pacing used in Left 4 Dead [2].</w:t>
+        <w:t xml:space="preserve">A generator built from two notes, one chance value and one input makes music that is different on every level and that clearly tracks difficulty. The cost is low. It is one source file with no outside libraries, it takes a few milliseconds per piece, and a game stores a level number instead of an audio file. The limits come straight from the design. With only two notes there is no real melody, and the result is closer to an adaptive pulse than to a tune. Nothing was tested with listeners, so the idea that faster music feels harder rests on convention and not on evidence. Good next steps would be to add a small set of notes so the generator can suggest a key, to change the drum as well as the speed, and to drive the difficulty input from live game state instead of the level number, in the way the adaptive pacing works in Left 4 Dead [2].</w:t>
       </w:r>
     </w:p>
     <w:p>

--- a/Music_Report.docx
+++ b/Music_Report.docx
@@ -1,6 +1,6 @@
 
 <file path=word/document.xml><?xml version="1.0" encoding="utf-8"?>
-<w:document xmlns:pic="http://schemas.openxmlformats.org/drawingml/2006/picture" xmlns:a="http://schemas.openxmlformats.org/drawingml/2006/main" xmlns:wpc="http://schemas.microsoft.com/office/word/2010/wordprocessingCanvas" xmlns:cx="http://schemas.microsoft.com/office/drawing/2014/chartex" xmlns:cx1="http://schemas.microsoft.com/office/drawing/2015/9/8/chartex" xmlns:cx2="http://schemas.microsoft.com/office/drawing/2015/10/21/chartex" xmlns:cx3="http://schemas.microsoft.com/office/drawing/2016/5/9/chartex" xmlns:cx4="http://schemas.microsoft.com/office/drawing/2016/5/10/chartex" xmlns:cx5="http://schemas.microsoft.com/office/drawing/2016/5/11/chartex" xmlns:cx6="http://schemas.microsoft.com/office/drawing/2016/5/12/chartex" xmlns:cx7="http://schemas.microsoft.com/office/drawing/2016/5/13/chartex" xmlns:cx8="http://schemas.microsoft.com/office/drawing/2016/5/14/chartex" xmlns:mc="http://schemas.openxmlformats.org/markup-compatibility/2006" xmlns:m="http://schemas.openxmlformats.org/officeDocument/2006/math" xmlns:aink="http://schemas.microsoft.com/office/drawing/2016/ink" xmlns:am3d="http://schemas.microsoft.com/office/drawing/2017/model3d" xmlns:oel="http://schemas.microsoft.com/office/2019/extlst" xmlns:r="http://schemas.openxmlformats.org/officeDocument/2006/relationships" xmlns:wp14="http://schemas.microsoft.com/office/word/2010/wordprocessingDrawing" xmlns:wp="http://schemas.openxmlformats.org/drawingml/2006/wordprocessingDrawing" xmlns:wpg="http://schemas.microsoft.com/office/word/2010/wordprocessingGroup" xmlns:wpi="http://schemas.microsoft.com/office/word/2010/wordprocessingInk" xmlns:wps="http://schemas.microsoft.com/office/word/2010/wordprocessingShape" xmlns:o="urn:schemas-microsoft-com:office:office" xmlns:v="urn:schemas-microsoft-com:vml" xmlns:w10="urn:schemas-microsoft-com:office:word" xmlns:w="http://schemas.openxmlformats.org/wordprocessingml/2006/main" xmlns:w14="http://schemas.microsoft.com/office/word/2010/wordml" xmlns:w15="http://schemas.microsoft.com/office/word/2012/wordml" xmlns:w16cex="http://schemas.microsoft.com/office/word/2018/wordml/cex" xmlns:w16cid="http://schemas.microsoft.com/office/word/2016/wordml/cid" xmlns:w16="http://schemas.microsoft.com/office/word/2018/wordml" xmlns:w16sdtdh="http://schemas.microsoft.com/office/word/2020/wordml/sdtdatahash" xmlns:w16sdtfl="http://schemas.microsoft.com/office/word/2024/wordml/sdtformatlock" xmlns:w16se="http://schemas.microsoft.com/office/word/2015/wordml/symex" xmlns:w16du="http://schemas.microsoft.com/office/word/2023/wordml/word16du" xmlns:wne="http://schemas.microsoft.com/office/word/2006/wordml" mc:Ignorable="w14 w15 w16se w16cid w16 w16cex w16sdtdh w16sdtfl w16du wp14">
+<w:document xmlns:a="http://schemas.openxmlformats.org/drawingml/2006/main" xmlns:mc="http://schemas.openxmlformats.org/markup-compatibility/2006" xmlns:pic="http://schemas.openxmlformats.org/drawingml/2006/picture" xmlns:r="http://schemas.openxmlformats.org/officeDocument/2006/relationships" xmlns:w="http://schemas.openxmlformats.org/wordprocessingml/2006/main" xmlns:w14="http://schemas.microsoft.com/office/word/2010/wordml" xmlns:wp="http://schemas.openxmlformats.org/drawingml/2006/wordprocessingDrawing" xmlns:wp14="http://schemas.microsoft.com/office/word/2010/wordprocessingDrawing" mc:Ignorable="w14 w15 w16se w16cid w16 w16cex w16sdtdh w16sdtfl w16du wp14">
   <w:body>
     <w:p>
       <w:pPr>
@@ -188,7 +188,7 @@
     </w:p>
     <w:p>
       <w:r>
-        <w:t>The generator takes one input from the game, which is the level number. Level one plays at a base speed of 80 beats per minute. Every level above that adds a fixed step of 30, so level five plays at 200. Every piece has thirty-two notes, so raising the speed makes the piece shorter and raises the note rate by the same amount. The note patterns vary with the level seed, but the pitches, repeat chance and drum stay fixed. In the taxonomy of Shaker et al. [1] this generator is stochastic, constructive and automatic. It is also adaptive rather than generic, because its output follows the state of the game and not just a random seed.</w:t>
+        <w:t xml:space="preserve">The generator takes one input from the game, which is the level number. Level one plays at a base speed of 80 beats per minute. Every level above that adds a fixed step of 30, so level five plays at 200. Every piece has thirty-two notes, so raising the speed makes the piece shorter and raises the note rate by the same amount. The note patterns vary with the level seed, but the pitches, repeat chance and drum stay fixed. In the taxonomy of Togelius et al. [1] this generator is stochastic, because it uses randomness, and constructive, because it builds each piece in one pass instead of testing and rejecting. Its output follows the state of the game and not just a random seed, so the music adapts as the player progresses.</w:t>
       </w:r>
     </w:p>
     <w:p>
@@ -1380,7 +1380,7 @@
           <w:sz w:val="16"/>
           <w:szCs w:val="16"/>
         </w:rPr>
-        <w:t>[1]</w:t>
+        <w:t xml:space="preserve">[1]</w:t>
       </w:r>
       <w:r>
         <w:rPr>
@@ -1388,7 +1388,7 @@
           <w:szCs w:val="16"/>
         </w:rPr>
         <w:tab/>
-        <w:t xml:space="preserve">N. Shaker, J. Togelius, and M. J. Nelson, </w:t>
+        <w:t xml:space="preserve">J. Togelius, G. N. Yannakakis, K. O. Stanley, and C. Browne, “Search-based procedural content generation: A taxonomy and survey,” </w:t>
       </w:r>
       <w:r>
         <w:rPr>
@@ -1397,14 +1397,14 @@
           <w:sz w:val="16"/>
           <w:szCs w:val="16"/>
         </w:rPr>
-        <w:t>Procedural Content Generation in Games</w:t>
+        <w:t xml:space="preserve">IEEE Trans. Comput. Intell. AI Games</w:t>
       </w:r>
       <w:r>
         <w:rPr>
           <w:sz w:val="16"/>
           <w:szCs w:val="16"/>
         </w:rPr>
-        <w:t>. Cham, Switzerland: Springer, 2016.</w:t>
+        <w:t xml:space="preserve">, vol. 3, no. 3, pp. 172–186, Sep. 2011, doi: 10.1109/TCIAIG.2011.2148116.</w:t>
       </w:r>
     </w:p>
     <w:p>
@@ -1476,7 +1476,7 @@
           <w:sz w:val="16"/>
           <w:szCs w:val="16"/>
         </w:rPr>
-        <w:t>[3]</w:t>
+        <w:t xml:space="preserve">[3]</w:t>
       </w:r>
       <w:r>
         <w:rPr>
@@ -1484,7 +1484,7 @@
           <w:szCs w:val="16"/>
         </w:rPr>
         <w:tab/>
-        <w:t xml:space="preserve">L. A. Hiller and L. M. Isaacson, </w:t>
+        <w:t xml:space="preserve">L. A. Hiller and L. M. Isaacson, “Musical composition with a high-speed digital computer,” </w:t>
       </w:r>
       <w:r>
         <w:rPr>
@@ -1493,14 +1493,14 @@
           <w:sz w:val="16"/>
           <w:szCs w:val="16"/>
         </w:rPr>
-        <w:t>Experimental Music: Composition with an Electronic Computer</w:t>
+        <w:t xml:space="preserve">J. Audio Eng. Soc.</w:t>
       </w:r>
       <w:r>
         <w:rPr>
           <w:sz w:val="16"/>
           <w:szCs w:val="16"/>
         </w:rPr>
-        <w:t>. New York, NY, USA: McGraw-Hill, 1959.</w:t>
+        <w:t xml:space="preserve">, vol. 6, no. 3, pp. 154–160, 1958.</w:t>
       </w:r>
     </w:p>
     <w:p>
@@ -1516,7 +1516,7 @@
           <w:sz w:val="16"/>
           <w:szCs w:val="16"/>
         </w:rPr>
-        <w:t>[4]</w:t>
+        <w:t xml:space="preserve">[4]</w:t>
       </w:r>
       <w:r>
         <w:rPr>
@@ -1524,7 +1524,7 @@
           <w:szCs w:val="16"/>
         </w:rPr>
         <w:tab/>
-        <w:t xml:space="preserve">G. Nierhaus, </w:t>
+        <w:t xml:space="preserve">J. D. Fernández and F. J. Vico, “AI methods in algorithmic composition: A comprehensive survey,” </w:t>
       </w:r>
       <w:r>
         <w:rPr>
@@ -1533,14 +1533,14 @@
           <w:sz w:val="16"/>
           <w:szCs w:val="16"/>
         </w:rPr>
-        <w:t>Algorithmic Composition: Paradigms of Automated Music Generation</w:t>
+        <w:t xml:space="preserve">J. Artif. Intell. Res.</w:t>
       </w:r>
       <w:r>
         <w:rPr>
           <w:sz w:val="16"/>
           <w:szCs w:val="16"/>
         </w:rPr>
-        <w:t>. Vienna, Austria: Springer, 2009.</w:t>
+        <w:t xml:space="preserve">, vol. 48, pp. 513–582, 2013, doi: 10.1613/jair.3908.</w:t>
       </w:r>
     </w:p>
     <w:p>
